--- a/Teacher Resources (Start Here)/07_STARLAB_Grading_and_Assessment_Guide.docx
+++ b/Teacher Resources (Start Here)/07_STARLAB_Grading_and_Assessment_Guide.docx
@@ -90,6 +90,9 @@
             </w:r>
           </w:p>
         </w:tc>
+        <w:trPr>
+          <w:tblHeader/>
+        </w:trPr>
       </w:tr>
     </w:tbl>
     <w:p>
@@ -276,6 +279,9 @@
             </w:r>
           </w:p>
         </w:tc>
+        <w:trPr>
+          <w:tblHeader/>
+        </w:trPr>
       </w:tr>
     </w:tbl>
     <w:p>
@@ -506,6 +512,9 @@
             </w:r>
           </w:p>
         </w:tc>
+        <w:trPr>
+          <w:tblHeader/>
+        </w:trPr>
       </w:tr>
       <w:tr>
         <w:tc>
@@ -925,6 +934,9 @@
             </w:r>
           </w:p>
         </w:tc>
+        <w:trPr>
+          <w:tblHeader/>
+        </w:trPr>
       </w:tr>
     </w:tbl>
     <w:p>
@@ -939,6 +951,14 @@
       </w:pPr>
       <w:r>
         <w:t>3. Unit-by-Unit Assessment Map</w:t>
+      </w:r>
+    </w:p>
+    <w:p>
+      <w:pPr>
+        <w:pStyle w:val="Heading1"/>
+      </w:pPr>
+      <w:r>
+        <w:t>Unit-level percentages are optional local within-unit scoring breakdowns. They do not replace the six official syllabus categories or weights; record each local score inside the appropriate syllabus category.</w:t>
       </w:r>
     </w:p>
     <w:tbl>
@@ -1019,6 +1039,9 @@
             </w:r>
           </w:p>
         </w:tc>
+        <w:trPr>
+          <w:tblHeader/>
+        </w:trPr>
       </w:tr>
       <w:tr>
         <w:tc>
@@ -1437,6 +1460,9 @@
             </w:r>
           </w:p>
         </w:tc>
+        <w:trPr>
+          <w:tblHeader/>
+        </w:trPr>
       </w:tr>
       <w:tr>
         <w:tc>
@@ -1797,6 +1823,9 @@
             </w:r>
           </w:p>
         </w:tc>
+        <w:trPr>
+          <w:tblHeader/>
+        </w:trPr>
       </w:tr>
       <w:tr>
         <w:tc>
@@ -2045,6 +2074,18 @@
         <w:t>The portal should include rubrics in the unit appendices, but teachers benefit from knowing which scoring tools matter most. The following tools should be treated as core course rubrics.</w:t>
       </w:r>
     </w:p>
+    <w:p>
+      <w:pPr/>
+      <w:r>
+        <w:rPr>
+          <w:b/>
+        </w:rPr>
+        <w:t>Rubric authority:</w:t>
+      </w:r>
+      <w:r>
+        <w:t xml:space="preserve"> Unit 6 Appendix L is the final summative Oral Presentation Rubric. Unit 6 Appendix M scores the public showcase presentation and contributes evidence to the same 15% Oral Presentation category.</w:t>
+      </w:r>
+    </w:p>
     <w:tbl>
       <w:tblPr>
         <w:tblStyle w:val="TableGrid"/>
@@ -2123,6 +2164,9 @@
             </w:r>
           </w:p>
         </w:tc>
+        <w:trPr>
+          <w:tblHeader/>
+        </w:trPr>
       </w:tr>
       <w:tr>
         <w:tc>
@@ -2411,15 +2455,8 @@
             <w:vAlign w:val="top"/>
           </w:tcPr>
           <w:p>
-            <w:pPr>
-              <w:spacing w:after="0"/>
-            </w:pPr>
-            <w:r/>
             <w:r>
-              <w:rPr>
-                <w:b w:val="0"/>
-              </w:rPr>
-              <w:t>Oral Presentation Rubric</w:t>
+              <w:t>Oral Presentation Rubric - Unit 6 Appendix L</w:t>
             </w:r>
           </w:p>
         </w:tc>
@@ -2429,15 +2466,8 @@
             <w:vAlign w:val="top"/>
           </w:tcPr>
           <w:p>
-            <w:pPr>
-              <w:spacing w:after="0"/>
-            </w:pPr>
-            <w:r/>
             <w:r>
-              <w:rPr>
-                <w:b w:val="0"/>
-              </w:rPr>
-              <w:t>Unit 6</w:t>
+              <w:t>Unit 6; final summative presentation</w:t>
             </w:r>
           </w:p>
         </w:tc>
@@ -2447,15 +2477,8 @@
             <w:vAlign w:val="top"/>
           </w:tcPr>
           <w:p>
-            <w:pPr>
-              <w:spacing w:after="0"/>
-            </w:pPr>
-            <w:r/>
             <w:r>
-              <w:rPr>
-                <w:b w:val="0"/>
-              </w:rPr>
-              <w:t>Evaluate research understanding, organization, evidence explanation, visual aid use, delivery, and response to questions.</w:t>
+              <w:t>Authoritative summative rubric for research understanding, organization, evidence explanation, visual aid use, delivery, limitations/future work, and response to questions.</w:t>
             </w:r>
           </w:p>
         </w:tc>
@@ -2467,15 +2490,8 @@
             <w:vAlign w:val="top"/>
           </w:tcPr>
           <w:p>
-            <w:pPr>
-              <w:spacing w:after="0"/>
-            </w:pPr>
-            <w:r/>
             <w:r>
-              <w:rPr>
-                <w:b w:val="0"/>
-              </w:rPr>
-              <w:t>Showcase Professionalism Rubric</w:t>
+              <w:t>Showcase Rubric - Unit 6 Appendix M</w:t>
             </w:r>
           </w:p>
         </w:tc>
@@ -2485,15 +2501,8 @@
             <w:vAlign w:val="top"/>
           </w:tcPr>
           <w:p>
-            <w:pPr>
-              <w:spacing w:after="0"/>
-            </w:pPr>
-            <w:r/>
             <w:r>
-              <w:rPr>
-                <w:b w:val="0"/>
-              </w:rPr>
-              <w:t>Unit 6</w:t>
+              <w:t>Unit 6; required public showcase</w:t>
             </w:r>
           </w:p>
         </w:tc>
@@ -2503,15 +2512,8 @@
             <w:vAlign w:val="top"/>
           </w:tcPr>
           <w:p>
-            <w:pPr>
-              <w:spacing w:after="0"/>
-            </w:pPr>
-            <w:r/>
             <w:r>
-              <w:rPr>
-                <w:b w:val="0"/>
-              </w:rPr>
-              <w:t>Evaluate setup, audience engagement, visual communication, Q&amp;A, and event professionalism.</w:t>
+              <w:t>Official scoring instrument for the public showcase presentation. Record this evidence within the existing Oral Presentation category rather than creating a separate gradebook category.</w:t>
             </w:r>
           </w:p>
         </w:tc>
@@ -2649,6 +2651,9 @@
             </w:r>
           </w:p>
         </w:tc>
+        <w:trPr>
+          <w:tblHeader/>
+        </w:trPr>
       </w:tr>
       <w:tr>
         <w:tc>
@@ -3220,6 +3225,9 @@
             </w:r>
           </w:p>
         </w:tc>
+        <w:trPr>
+          <w:tblHeader/>
+        </w:trPr>
       </w:tr>
       <w:tr>
         <w:tc>
@@ -3653,6 +3661,9 @@
             </w:r>
           </w:p>
         </w:tc>
+        <w:trPr>
+          <w:tblHeader/>
+        </w:trPr>
       </w:tr>
     </w:tbl>
     <w:p>
@@ -3809,6 +3820,9 @@
             </w:r>
           </w:p>
         </w:tc>
+        <w:trPr>
+          <w:tblHeader/>
+        </w:trPr>
       </w:tr>
       <w:tr>
         <w:tc>
@@ -4073,6 +4087,9 @@
             </w:r>
           </w:p>
         </w:tc>
+        <w:trPr>
+          <w:tblHeader/>
+        </w:trPr>
       </w:tr>
       <w:tr>
         <w:tc>
@@ -4434,6 +4451,9 @@
             </w:r>
           </w:p>
         </w:tc>
+        <w:trPr>
+          <w:tblHeader/>
+        </w:trPr>
       </w:tr>
       <w:tr>
         <w:tc>
@@ -4818,6 +4838,9 @@
             </w:r>
           </w:p>
         </w:tc>
+        <w:trPr>
+          <w:tblHeader/>
+        </w:trPr>
       </w:tr>
     </w:tbl>
     <w:p>
@@ -4920,6 +4943,9 @@
             </w:r>
           </w:p>
         </w:tc>
+        <w:trPr>
+          <w:tblHeader/>
+        </w:trPr>
       </w:tr>
       <w:tr>
         <w:tc>
@@ -5396,6 +5422,9 @@
             </w:r>
           </w:p>
         </w:tc>
+        <w:trPr>
+          <w:tblHeader/>
+        </w:trPr>
       </w:tr>
       <w:tr>
         <w:tc>
@@ -5688,6 +5717,9 @@
             </w:r>
           </w:p>
         </w:tc>
+        <w:trPr>
+          <w:tblHeader/>
+        </w:trPr>
       </w:tr>
       <w:tr>
         <w:tc>
@@ -6107,6 +6139,9 @@
             </w:r>
           </w:p>
         </w:tc>
+        <w:trPr>
+          <w:tblHeader/>
+        </w:trPr>
       </w:tr>
     </w:tbl>
     <w:p>
@@ -6164,6 +6199,9 @@
             </w:r>
           </w:p>
         </w:tc>
+        <w:trPr>
+          <w:tblHeader/>
+        </w:trPr>
       </w:tr>
     </w:tbl>
     <w:p>
@@ -6221,6 +6259,9 @@
             </w:r>
           </w:p>
         </w:tc>
+        <w:trPr>
+          <w:tblHeader/>
+        </w:trPr>
       </w:tr>
     </w:tbl>
     <w:p>
@@ -6278,6 +6319,9 @@
             </w:r>
           </w:p>
         </w:tc>
+        <w:trPr>
+          <w:tblHeader/>
+        </w:trPr>
       </w:tr>
     </w:tbl>
     <w:p>
@@ -6461,6 +6505,9 @@
             </w:r>
           </w:p>
         </w:tc>
+        <w:trPr>
+          <w:tblHeader/>
+        </w:trPr>
       </w:tr>
       <w:tr>
         <w:tc>

--- a/Teacher Resources (Start Here)/07_STARLAB_Grading_and_Assessment_Guide.docx
+++ b/Teacher Resources (Start Here)/07_STARLAB_Grading_and_Assessment_Guide.docx
@@ -954,11 +954,15 @@
       </w:r>
     </w:p>
     <w:p>
-      <w:pPr>
-        <w:pStyle w:val="Heading1"/>
-      </w:pPr>
+      <w:pPr/>
       <w:r>
-        <w:t>Unit-level percentages are optional local within-unit scoring breakdowns. They do not replace the six official syllabus categories or weights; record each local score inside the appropriate syllabus category.</w:t>
+        <w:rPr>
+          <w:b w:val="0"/>
+          <w:i w:val="0"/>
+          <w:color w:val="000000"/>
+          <w:sz w:val="20"/>
+        </w:rPr>
+        <w:t>Unit-level percentages are optional local within-unit scoring breakdowns. They help teachers balance evidence and choose local point values, but they do not replace the six official syllabus categories or course weights. Record each scored assignment in the official category shown in the crosswalk below. Formative items may remain ungraded.</w:t>
       </w:r>
     </w:p>
     <w:tbl>
@@ -1387,7 +1391,4153 @@
     </w:p>
     <w:p>
       <w:pPr>
+        <w:pStyle w:val="Heading2"/>
+        <w:keepNext/>
+        <w:pageBreakBefore/>
+      </w:pPr>
+      <w:r>
+        <w:t>Complete Unit-to-Category Crosswalk</w:t>
+      </w:r>
+    </w:p>
+    <w:p>
+      <w:pPr/>
+      <w:r>
+        <w:t>Use the suggested percentages only to set the relative emphasis of work within a unit. In the gradebook, place each score in the official category shown here. A single unit may provide evidence for more than one official category.</w:t>
+      </w:r>
+    </w:p>
+    <w:p>
+      <w:pPr>
+        <w:pStyle w:val="Heading3"/>
+        <w:keepNext/>
+      </w:pPr>
+      <w:r>
+        <w:t>Unit 1: Introduction to Scientific Research and Experimental Design</w:t>
+      </w:r>
+    </w:p>
+    <w:tbl>
+      <w:tblPr>
+        <w:tblStyle w:val="TableGrid"/>
+        <w:tblW w:type="dxa" w:w="10224"/>
+        <w:tblLayout w:type="fixed"/>
+        <w:tblLook w:firstColumn="1" w:firstRow="1" w:lastColumn="0" w:lastRow="0" w:noHBand="0" w:noVBand="1" w:val="04A0"/>
+      </w:tblPr>
+      <w:tblGrid>
+        <w:gridCol w:w="4200"/>
+        <w:gridCol w:w="1900"/>
+        <w:gridCol w:w="4124"/>
+      </w:tblGrid>
+      <w:tr>
+        <w:trPr>
+          <w:tblHeader w:val="true"/>
+        </w:trPr>
+        <w:tc>
+          <w:tcPr>
+            <w:tcW w:type="dxa" w:w="4200"/>
+            <w:shd w:fill="C00000"/>
+            <w:tcMar>
+              <w:top w:w="100" w:type="dxa"/>
+              <w:left w:w="100" w:type="dxa"/>
+              <w:bottom w:w="100" w:type="dxa"/>
+              <w:right w:w="100" w:type="dxa"/>
+            </w:tcMar>
+            <w:vAlign w:val="center"/>
+          </w:tcPr>
+          <w:p>
+            <w:pPr>
+              <w:jc w:val="left"/>
+            </w:pPr>
+            <w:r/>
+            <w:r>
+              <w:rPr>
+                <w:b/>
+                <w:color w:val="FFFFFF"/>
+                <w:sz w:val="18"/>
+              </w:rPr>
+              <w:t>Assessment Evidence</w:t>
+            </w:r>
+          </w:p>
+        </w:tc>
+        <w:tc>
+          <w:tcPr>
+            <w:tcW w:type="dxa" w:w="1900"/>
+            <w:shd w:fill="C00000"/>
+            <w:tcMar>
+              <w:top w:w="100" w:type="dxa"/>
+              <w:left w:w="100" w:type="dxa"/>
+              <w:bottom w:w="100" w:type="dxa"/>
+              <w:right w:w="100" w:type="dxa"/>
+            </w:tcMar>
+            <w:vAlign w:val="center"/>
+          </w:tcPr>
+          <w:p>
+            <w:pPr>
+              <w:jc w:val="left"/>
+            </w:pPr>
+            <w:r/>
+            <w:r>
+              <w:rPr>
+                <w:b/>
+                <w:color w:val="FFFFFF"/>
+                <w:sz w:val="18"/>
+              </w:rPr>
+              <w:t>Suggested Within-Unit Weight</w:t>
+            </w:r>
+          </w:p>
+        </w:tc>
+        <w:tc>
+          <w:tcPr>
+            <w:tcW w:type="dxa" w:w="4124"/>
+            <w:shd w:fill="C00000"/>
+            <w:tcMar>
+              <w:top w:w="100" w:type="dxa"/>
+              <w:left w:w="100" w:type="dxa"/>
+              <w:bottom w:w="100" w:type="dxa"/>
+              <w:right w:w="100" w:type="dxa"/>
+            </w:tcMar>
+            <w:vAlign w:val="center"/>
+          </w:tcPr>
+          <w:p>
+            <w:pPr>
+              <w:jc w:val="left"/>
+            </w:pPr>
+            <w:r/>
+            <w:r>
+              <w:rPr>
+                <w:b/>
+                <w:color w:val="FFFFFF"/>
+                <w:sz w:val="18"/>
+              </w:rPr>
+              <w:t>Official Gradebook Category</w:t>
+            </w:r>
+          </w:p>
+        </w:tc>
+      </w:tr>
+      <w:tr>
+        <w:tc>
+          <w:tcPr>
+            <w:tcW w:type="dxa" w:w="4200"/>
+            <w:tcMar>
+              <w:top w:w="100" w:type="dxa"/>
+              <w:left w:w="100" w:type="dxa"/>
+              <w:bottom w:w="100" w:type="dxa"/>
+              <w:right w:w="100" w:type="dxa"/>
+            </w:tcMar>
+            <w:vAlign w:val="center"/>
+          </w:tcPr>
+          <w:p>
+            <w:pPr>
+              <w:jc w:val="left"/>
+            </w:pPr>
+            <w:r/>
+            <w:r>
+              <w:rPr>
+                <w:sz w:val="17"/>
+              </w:rPr>
+              <w:t>Science Identity Reflection</w:t>
+            </w:r>
+          </w:p>
+        </w:tc>
+        <w:tc>
+          <w:tcPr>
+            <w:tcW w:type="dxa" w:w="1900"/>
+            <w:tcMar>
+              <w:top w:w="100" w:type="dxa"/>
+              <w:left w:w="100" w:type="dxa"/>
+              <w:bottom w:w="100" w:type="dxa"/>
+              <w:right w:w="100" w:type="dxa"/>
+            </w:tcMar>
+            <w:vAlign w:val="center"/>
+          </w:tcPr>
+          <w:p>
+            <w:pPr>
+              <w:jc w:val="center"/>
+            </w:pPr>
+            <w:r/>
+            <w:r>
+              <w:rPr>
+                <w:sz w:val="17"/>
+              </w:rPr>
+              <w:t>10%</w:t>
+            </w:r>
+          </w:p>
+        </w:tc>
+        <w:tc>
+          <w:tcPr>
+            <w:tcW w:type="dxa" w:w="4124"/>
+            <w:tcMar>
+              <w:top w:w="100" w:type="dxa"/>
+              <w:left w:w="100" w:type="dxa"/>
+              <w:bottom w:w="100" w:type="dxa"/>
+              <w:right w:w="100" w:type="dxa"/>
+            </w:tcMar>
+            <w:vAlign w:val="center"/>
+          </w:tcPr>
+          <w:p>
+            <w:pPr>
+              <w:jc w:val="left"/>
+            </w:pPr>
+            <w:r/>
+            <w:r>
+              <w:rPr>
+                <w:sz w:val="17"/>
+              </w:rPr>
+              <w:t>Project Proposal</w:t>
+            </w:r>
+          </w:p>
+        </w:tc>
+      </w:tr>
+      <w:tr>
+        <w:tc>
+          <w:tcPr>
+            <w:tcW w:type="dxa" w:w="4200"/>
+            <w:tcMar>
+              <w:top w:w="100" w:type="dxa"/>
+              <w:left w:w="100" w:type="dxa"/>
+              <w:bottom w:w="100" w:type="dxa"/>
+              <w:right w:w="100" w:type="dxa"/>
+            </w:tcMar>
+            <w:shd w:fill="F2F2F2"/>
+            <w:vAlign w:val="center"/>
+          </w:tcPr>
+          <w:p>
+            <w:pPr>
+              <w:jc w:val="left"/>
+            </w:pPr>
+            <w:r/>
+            <w:r>
+              <w:rPr>
+                <w:sz w:val="17"/>
+              </w:rPr>
+              <w:t>Research Interest Inventory</w:t>
+            </w:r>
+          </w:p>
+        </w:tc>
+        <w:tc>
+          <w:tcPr>
+            <w:tcW w:type="dxa" w:w="1900"/>
+            <w:tcMar>
+              <w:top w:w="100" w:type="dxa"/>
+              <w:left w:w="100" w:type="dxa"/>
+              <w:bottom w:w="100" w:type="dxa"/>
+              <w:right w:w="100" w:type="dxa"/>
+            </w:tcMar>
+            <w:shd w:fill="F2F2F2"/>
+            <w:vAlign w:val="center"/>
+          </w:tcPr>
+          <w:p>
+            <w:pPr>
+              <w:jc w:val="center"/>
+            </w:pPr>
+            <w:r/>
+            <w:r>
+              <w:rPr>
+                <w:sz w:val="17"/>
+              </w:rPr>
+              <w:t>10%</w:t>
+            </w:r>
+          </w:p>
+        </w:tc>
+        <w:tc>
+          <w:tcPr>
+            <w:tcW w:type="dxa" w:w="4124"/>
+            <w:tcMar>
+              <w:top w:w="100" w:type="dxa"/>
+              <w:left w:w="100" w:type="dxa"/>
+              <w:bottom w:w="100" w:type="dxa"/>
+              <w:right w:w="100" w:type="dxa"/>
+            </w:tcMar>
+            <w:shd w:fill="F2F2F2"/>
+            <w:vAlign w:val="center"/>
+          </w:tcPr>
+          <w:p>
+            <w:pPr>
+              <w:jc w:val="left"/>
+            </w:pPr>
+            <w:r/>
+            <w:r>
+              <w:rPr>
+                <w:sz w:val="17"/>
+              </w:rPr>
+              <w:t>Project Proposal</w:t>
+            </w:r>
+          </w:p>
+        </w:tc>
+      </w:tr>
+      <w:tr>
+        <w:tc>
+          <w:tcPr>
+            <w:tcW w:type="dxa" w:w="4200"/>
+            <w:tcMar>
+              <w:top w:w="100" w:type="dxa"/>
+              <w:left w:w="100" w:type="dxa"/>
+              <w:bottom w:w="100" w:type="dxa"/>
+              <w:right w:w="100" w:type="dxa"/>
+            </w:tcMar>
+            <w:vAlign w:val="center"/>
+          </w:tcPr>
+          <w:p>
+            <w:pPr>
+              <w:jc w:val="left"/>
+            </w:pPr>
+            <w:r/>
+            <w:r>
+              <w:rPr>
+                <w:sz w:val="17"/>
+              </w:rPr>
+              <w:t>Ethics and Integrity Agreement</w:t>
+            </w:r>
+          </w:p>
+        </w:tc>
+        <w:tc>
+          <w:tcPr>
+            <w:tcW w:type="dxa" w:w="1900"/>
+            <w:tcMar>
+              <w:top w:w="100" w:type="dxa"/>
+              <w:left w:w="100" w:type="dxa"/>
+              <w:bottom w:w="100" w:type="dxa"/>
+              <w:right w:w="100" w:type="dxa"/>
+            </w:tcMar>
+            <w:vAlign w:val="center"/>
+          </w:tcPr>
+          <w:p>
+            <w:pPr>
+              <w:jc w:val="center"/>
+            </w:pPr>
+            <w:r/>
+            <w:r>
+              <w:rPr>
+                <w:sz w:val="17"/>
+              </w:rPr>
+              <w:t>10%</w:t>
+            </w:r>
+          </w:p>
+        </w:tc>
+        <w:tc>
+          <w:tcPr>
+            <w:tcW w:type="dxa" w:w="4124"/>
+            <w:tcMar>
+              <w:top w:w="100" w:type="dxa"/>
+              <w:left w:w="100" w:type="dxa"/>
+              <w:bottom w:w="100" w:type="dxa"/>
+              <w:right w:w="100" w:type="dxa"/>
+            </w:tcMar>
+            <w:vAlign w:val="center"/>
+          </w:tcPr>
+          <w:p>
+            <w:pPr>
+              <w:jc w:val="left"/>
+            </w:pPr>
+            <w:r/>
+            <w:r>
+              <w:rPr>
+                <w:sz w:val="17"/>
+              </w:rPr>
+              <w:t>Project Proposal</w:t>
+            </w:r>
+          </w:p>
+        </w:tc>
+      </w:tr>
+      <w:tr>
+        <w:tc>
+          <w:tcPr>
+            <w:tcW w:type="dxa" w:w="4200"/>
+            <w:tcMar>
+              <w:top w:w="100" w:type="dxa"/>
+              <w:left w:w="100" w:type="dxa"/>
+              <w:bottom w:w="100" w:type="dxa"/>
+              <w:right w:w="100" w:type="dxa"/>
+            </w:tcMar>
+            <w:shd w:fill="F2F2F2"/>
+            <w:vAlign w:val="center"/>
+          </w:tcPr>
+          <w:p>
+            <w:pPr>
+              <w:jc w:val="left"/>
+            </w:pPr>
+            <w:r/>
+            <w:r>
+              <w:rPr>
+                <w:sz w:val="17"/>
+              </w:rPr>
+              <w:t>Experimental Design Practice</w:t>
+            </w:r>
+          </w:p>
+        </w:tc>
+        <w:tc>
+          <w:tcPr>
+            <w:tcW w:type="dxa" w:w="1900"/>
+            <w:tcMar>
+              <w:top w:w="100" w:type="dxa"/>
+              <w:left w:w="100" w:type="dxa"/>
+              <w:bottom w:w="100" w:type="dxa"/>
+              <w:right w:w="100" w:type="dxa"/>
+            </w:tcMar>
+            <w:shd w:fill="F2F2F2"/>
+            <w:vAlign w:val="center"/>
+          </w:tcPr>
+          <w:p>
+            <w:pPr>
+              <w:jc w:val="center"/>
+            </w:pPr>
+            <w:r/>
+            <w:r>
+              <w:rPr>
+                <w:sz w:val="17"/>
+              </w:rPr>
+              <w:t>20%</w:t>
+            </w:r>
+          </w:p>
+        </w:tc>
+        <w:tc>
+          <w:tcPr>
+            <w:tcW w:type="dxa" w:w="4124"/>
+            <w:tcMar>
+              <w:top w:w="100" w:type="dxa"/>
+              <w:left w:w="100" w:type="dxa"/>
+              <w:bottom w:w="100" w:type="dxa"/>
+              <w:right w:w="100" w:type="dxa"/>
+            </w:tcMar>
+            <w:shd w:fill="F2F2F2"/>
+            <w:vAlign w:val="center"/>
+          </w:tcPr>
+          <w:p>
+            <w:pPr>
+              <w:jc w:val="left"/>
+            </w:pPr>
+            <w:r/>
+            <w:r>
+              <w:rPr>
+                <w:sz w:val="17"/>
+              </w:rPr>
+              <w:t>Project Proposal</w:t>
+            </w:r>
+          </w:p>
+        </w:tc>
+      </w:tr>
+      <w:tr>
+        <w:tc>
+          <w:tcPr>
+            <w:tcW w:type="dxa" w:w="4200"/>
+            <w:tcMar>
+              <w:top w:w="100" w:type="dxa"/>
+              <w:left w:w="100" w:type="dxa"/>
+              <w:bottom w:w="100" w:type="dxa"/>
+              <w:right w:w="100" w:type="dxa"/>
+            </w:tcMar>
+            <w:vAlign w:val="center"/>
+          </w:tcPr>
+          <w:p>
+            <w:pPr>
+              <w:jc w:val="left"/>
+            </w:pPr>
+            <w:r/>
+            <w:r>
+              <w:rPr>
+                <w:sz w:val="17"/>
+              </w:rPr>
+              <w:t>Topic Brainstorming Map</w:t>
+            </w:r>
+          </w:p>
+        </w:tc>
+        <w:tc>
+          <w:tcPr>
+            <w:tcW w:type="dxa" w:w="1900"/>
+            <w:tcMar>
+              <w:top w:w="100" w:type="dxa"/>
+              <w:left w:w="100" w:type="dxa"/>
+              <w:bottom w:w="100" w:type="dxa"/>
+              <w:right w:w="100" w:type="dxa"/>
+            </w:tcMar>
+            <w:vAlign w:val="center"/>
+          </w:tcPr>
+          <w:p>
+            <w:pPr>
+              <w:jc w:val="center"/>
+            </w:pPr>
+            <w:r/>
+            <w:r>
+              <w:rPr>
+                <w:sz w:val="17"/>
+              </w:rPr>
+              <w:t>15%</w:t>
+            </w:r>
+          </w:p>
+        </w:tc>
+        <w:tc>
+          <w:tcPr>
+            <w:tcW w:type="dxa" w:w="4124"/>
+            <w:tcMar>
+              <w:top w:w="100" w:type="dxa"/>
+              <w:left w:w="100" w:type="dxa"/>
+              <w:bottom w:w="100" w:type="dxa"/>
+              <w:right w:w="100" w:type="dxa"/>
+            </w:tcMar>
+            <w:vAlign w:val="center"/>
+          </w:tcPr>
+          <w:p>
+            <w:pPr>
+              <w:jc w:val="left"/>
+            </w:pPr>
+            <w:r/>
+            <w:r>
+              <w:rPr>
+                <w:sz w:val="17"/>
+              </w:rPr>
+              <w:t>Project Proposal</w:t>
+            </w:r>
+          </w:p>
+        </w:tc>
+      </w:tr>
+      <w:tr>
+        <w:tc>
+          <w:tcPr>
+            <w:tcW w:type="dxa" w:w="4200"/>
+            <w:tcMar>
+              <w:top w:w="100" w:type="dxa"/>
+              <w:left w:w="100" w:type="dxa"/>
+              <w:bottom w:w="100" w:type="dxa"/>
+              <w:right w:w="100" w:type="dxa"/>
+            </w:tcMar>
+            <w:shd w:fill="F2F2F2"/>
+            <w:vAlign w:val="center"/>
+          </w:tcPr>
+          <w:p>
+            <w:pPr>
+              <w:jc w:val="left"/>
+            </w:pPr>
+            <w:r/>
+            <w:r>
+              <w:rPr>
+                <w:sz w:val="17"/>
+              </w:rPr>
+              <w:t>Research Question Evaluation</w:t>
+            </w:r>
+          </w:p>
+        </w:tc>
+        <w:tc>
+          <w:tcPr>
+            <w:tcW w:type="dxa" w:w="1900"/>
+            <w:tcMar>
+              <w:top w:w="100" w:type="dxa"/>
+              <w:left w:w="100" w:type="dxa"/>
+              <w:bottom w:w="100" w:type="dxa"/>
+              <w:right w:w="100" w:type="dxa"/>
+            </w:tcMar>
+            <w:shd w:fill="F2F2F2"/>
+            <w:vAlign w:val="center"/>
+          </w:tcPr>
+          <w:p>
+            <w:pPr>
+              <w:jc w:val="center"/>
+            </w:pPr>
+            <w:r/>
+            <w:r>
+              <w:rPr>
+                <w:sz w:val="17"/>
+              </w:rPr>
+              <w:t>20%</w:t>
+            </w:r>
+          </w:p>
+        </w:tc>
+        <w:tc>
+          <w:tcPr>
+            <w:tcW w:type="dxa" w:w="4124"/>
+            <w:tcMar>
+              <w:top w:w="100" w:type="dxa"/>
+              <w:left w:w="100" w:type="dxa"/>
+              <w:bottom w:w="100" w:type="dxa"/>
+              <w:right w:w="100" w:type="dxa"/>
+            </w:tcMar>
+            <w:shd w:fill="F2F2F2"/>
+            <w:vAlign w:val="center"/>
+          </w:tcPr>
+          <w:p>
+            <w:pPr>
+              <w:jc w:val="left"/>
+            </w:pPr>
+            <w:r/>
+            <w:r>
+              <w:rPr>
+                <w:sz w:val="17"/>
+              </w:rPr>
+              <w:t>Project Proposal</w:t>
+            </w:r>
+          </w:p>
+        </w:tc>
+      </w:tr>
+      <w:tr>
+        <w:tc>
+          <w:tcPr>
+            <w:tcW w:type="dxa" w:w="4200"/>
+            <w:tcMar>
+              <w:top w:w="100" w:type="dxa"/>
+              <w:left w:w="100" w:type="dxa"/>
+              <w:bottom w:w="100" w:type="dxa"/>
+              <w:right w:w="100" w:type="dxa"/>
+            </w:tcMar>
+            <w:vAlign w:val="center"/>
+          </w:tcPr>
+          <w:p>
+            <w:pPr>
+              <w:jc w:val="left"/>
+            </w:pPr>
+            <w:r/>
+            <w:r>
+              <w:rPr>
+                <w:sz w:val="17"/>
+              </w:rPr>
+              <w:t>Preliminary Project Pitch</w:t>
+            </w:r>
+          </w:p>
+        </w:tc>
+        <w:tc>
+          <w:tcPr>
+            <w:tcW w:type="dxa" w:w="1900"/>
+            <w:tcMar>
+              <w:top w:w="100" w:type="dxa"/>
+              <w:left w:w="100" w:type="dxa"/>
+              <w:bottom w:w="100" w:type="dxa"/>
+              <w:right w:w="100" w:type="dxa"/>
+            </w:tcMar>
+            <w:vAlign w:val="center"/>
+          </w:tcPr>
+          <w:p>
+            <w:pPr>
+              <w:jc w:val="center"/>
+            </w:pPr>
+            <w:r/>
+            <w:r>
+              <w:rPr>
+                <w:sz w:val="17"/>
+              </w:rPr>
+              <w:t>15%</w:t>
+            </w:r>
+          </w:p>
+        </w:tc>
+        <w:tc>
+          <w:tcPr>
+            <w:tcW w:type="dxa" w:w="4124"/>
+            <w:tcMar>
+              <w:top w:w="100" w:type="dxa"/>
+              <w:left w:w="100" w:type="dxa"/>
+              <w:bottom w:w="100" w:type="dxa"/>
+              <w:right w:w="100" w:type="dxa"/>
+            </w:tcMar>
+            <w:vAlign w:val="center"/>
+          </w:tcPr>
+          <w:p>
+            <w:pPr>
+              <w:jc w:val="left"/>
+            </w:pPr>
+            <w:r/>
+            <w:r>
+              <w:rPr>
+                <w:sz w:val="17"/>
+              </w:rPr>
+              <w:t>Project Proposal</w:t>
+            </w:r>
+          </w:p>
+        </w:tc>
+      </w:tr>
+    </w:tbl>
+    <w:p/>
+    <w:p>
+      <w:pPr>
+        <w:pStyle w:val="Heading3"/>
+        <w:keepNext/>
+        <w:pageBreakBefore/>
+      </w:pPr>
+      <w:r>
+        <w:t>Unit 2: Project Planning and Hypothesis Development</w:t>
+      </w:r>
+    </w:p>
+    <w:tbl>
+      <w:tblPr>
+        <w:tblStyle w:val="TableGrid"/>
+        <w:tblW w:type="dxa" w:w="10224"/>
+        <w:tblLayout w:type="fixed"/>
+        <w:tblLook w:firstColumn="1" w:firstRow="1" w:lastColumn="0" w:lastRow="0" w:noHBand="0" w:noVBand="1" w:val="04A0"/>
+      </w:tblPr>
+      <w:tblGrid>
+        <w:gridCol w:w="4200"/>
+        <w:gridCol w:w="1900"/>
+        <w:gridCol w:w="4124"/>
+      </w:tblGrid>
+      <w:tr>
+        <w:trPr>
+          <w:tblHeader w:val="true"/>
+        </w:trPr>
+        <w:tc>
+          <w:tcPr>
+            <w:tcW w:type="dxa" w:w="4200"/>
+            <w:shd w:fill="C00000"/>
+            <w:tcMar>
+              <w:top w:w="100" w:type="dxa"/>
+              <w:left w:w="100" w:type="dxa"/>
+              <w:bottom w:w="100" w:type="dxa"/>
+              <w:right w:w="100" w:type="dxa"/>
+            </w:tcMar>
+            <w:vAlign w:val="center"/>
+          </w:tcPr>
+          <w:p>
+            <w:pPr>
+              <w:jc w:val="left"/>
+            </w:pPr>
+            <w:r/>
+            <w:r>
+              <w:rPr>
+                <w:b/>
+                <w:color w:val="FFFFFF"/>
+                <w:sz w:val="18"/>
+              </w:rPr>
+              <w:t>Assessment Evidence</w:t>
+            </w:r>
+          </w:p>
+        </w:tc>
+        <w:tc>
+          <w:tcPr>
+            <w:tcW w:type="dxa" w:w="1900"/>
+            <w:shd w:fill="C00000"/>
+            <w:tcMar>
+              <w:top w:w="100" w:type="dxa"/>
+              <w:left w:w="100" w:type="dxa"/>
+              <w:bottom w:w="100" w:type="dxa"/>
+              <w:right w:w="100" w:type="dxa"/>
+            </w:tcMar>
+            <w:vAlign w:val="center"/>
+          </w:tcPr>
+          <w:p>
+            <w:pPr>
+              <w:jc w:val="left"/>
+            </w:pPr>
+            <w:r/>
+            <w:r>
+              <w:rPr>
+                <w:b/>
+                <w:color w:val="FFFFFF"/>
+                <w:sz w:val="18"/>
+              </w:rPr>
+              <w:t>Suggested Within-Unit Weight</w:t>
+            </w:r>
+          </w:p>
+        </w:tc>
+        <w:tc>
+          <w:tcPr>
+            <w:tcW w:type="dxa" w:w="4124"/>
+            <w:shd w:fill="C00000"/>
+            <w:tcMar>
+              <w:top w:w="100" w:type="dxa"/>
+              <w:left w:w="100" w:type="dxa"/>
+              <w:bottom w:w="100" w:type="dxa"/>
+              <w:right w:w="100" w:type="dxa"/>
+            </w:tcMar>
+            <w:vAlign w:val="center"/>
+          </w:tcPr>
+          <w:p>
+            <w:pPr>
+              <w:jc w:val="left"/>
+            </w:pPr>
+            <w:r/>
+            <w:r>
+              <w:rPr>
+                <w:b/>
+                <w:color w:val="FFFFFF"/>
+                <w:sz w:val="18"/>
+              </w:rPr>
+              <w:t>Official Gradebook Category</w:t>
+            </w:r>
+          </w:p>
+        </w:tc>
+      </w:tr>
+      <w:tr>
+        <w:tc>
+          <w:tcPr>
+            <w:tcW w:type="dxa" w:w="4200"/>
+            <w:tcMar>
+              <w:top w:w="100" w:type="dxa"/>
+              <w:left w:w="100" w:type="dxa"/>
+              <w:bottom w:w="100" w:type="dxa"/>
+              <w:right w:w="100" w:type="dxa"/>
+            </w:tcMar>
+            <w:vAlign w:val="center"/>
+          </w:tcPr>
+          <w:p>
+            <w:pPr>
+              <w:jc w:val="left"/>
+            </w:pPr>
+            <w:r/>
+            <w:r>
+              <w:rPr>
+                <w:sz w:val="17"/>
+              </w:rPr>
+              <w:t>Refined Research Question or Engineering Problem</w:t>
+            </w:r>
+          </w:p>
+        </w:tc>
+        <w:tc>
+          <w:tcPr>
+            <w:tcW w:type="dxa" w:w="1900"/>
+            <w:tcMar>
+              <w:top w:w="100" w:type="dxa"/>
+              <w:left w:w="100" w:type="dxa"/>
+              <w:bottom w:w="100" w:type="dxa"/>
+              <w:right w:w="100" w:type="dxa"/>
+            </w:tcMar>
+            <w:vAlign w:val="center"/>
+          </w:tcPr>
+          <w:p>
+            <w:pPr>
+              <w:jc w:val="center"/>
+            </w:pPr>
+            <w:r/>
+            <w:r>
+              <w:rPr>
+                <w:sz w:val="17"/>
+              </w:rPr>
+              <w:t>10%</w:t>
+            </w:r>
+          </w:p>
+        </w:tc>
+        <w:tc>
+          <w:tcPr>
+            <w:tcW w:type="dxa" w:w="4124"/>
+            <w:tcMar>
+              <w:top w:w="100" w:type="dxa"/>
+              <w:left w:w="100" w:type="dxa"/>
+              <w:bottom w:w="100" w:type="dxa"/>
+              <w:right w:w="100" w:type="dxa"/>
+            </w:tcMar>
+            <w:vAlign w:val="center"/>
+          </w:tcPr>
+          <w:p>
+            <w:pPr>
+              <w:jc w:val="left"/>
+            </w:pPr>
+            <w:r/>
+            <w:r>
+              <w:rPr>
+                <w:sz w:val="17"/>
+              </w:rPr>
+              <w:t>Project Proposal</w:t>
+            </w:r>
+          </w:p>
+        </w:tc>
+      </w:tr>
+      <w:tr>
+        <w:tc>
+          <w:tcPr>
+            <w:tcW w:type="dxa" w:w="4200"/>
+            <w:tcMar>
+              <w:top w:w="100" w:type="dxa"/>
+              <w:left w:w="100" w:type="dxa"/>
+              <w:bottom w:w="100" w:type="dxa"/>
+              <w:right w:w="100" w:type="dxa"/>
+            </w:tcMar>
+            <w:shd w:fill="F2F2F2"/>
+            <w:vAlign w:val="center"/>
+          </w:tcPr>
+          <w:p>
+            <w:pPr>
+              <w:jc w:val="left"/>
+            </w:pPr>
+            <w:r/>
+            <w:r>
+              <w:rPr>
+                <w:sz w:val="17"/>
+              </w:rPr>
+              <w:t>Background Research Notes</w:t>
+            </w:r>
+          </w:p>
+        </w:tc>
+        <w:tc>
+          <w:tcPr>
+            <w:tcW w:type="dxa" w:w="1900"/>
+            <w:tcMar>
+              <w:top w:w="100" w:type="dxa"/>
+              <w:left w:w="100" w:type="dxa"/>
+              <w:bottom w:w="100" w:type="dxa"/>
+              <w:right w:w="100" w:type="dxa"/>
+            </w:tcMar>
+            <w:shd w:fill="F2F2F2"/>
+            <w:vAlign w:val="center"/>
+          </w:tcPr>
+          <w:p>
+            <w:pPr>
+              <w:jc w:val="center"/>
+            </w:pPr>
+            <w:r/>
+            <w:r>
+              <w:rPr>
+                <w:sz w:val="17"/>
+              </w:rPr>
+              <w:t>10%</w:t>
+            </w:r>
+          </w:p>
+        </w:tc>
+        <w:tc>
+          <w:tcPr>
+            <w:tcW w:type="dxa" w:w="4124"/>
+            <w:tcMar>
+              <w:top w:w="100" w:type="dxa"/>
+              <w:left w:w="100" w:type="dxa"/>
+              <w:bottom w:w="100" w:type="dxa"/>
+              <w:right w:w="100" w:type="dxa"/>
+            </w:tcMar>
+            <w:shd w:fill="F2F2F2"/>
+            <w:vAlign w:val="center"/>
+          </w:tcPr>
+          <w:p>
+            <w:pPr>
+              <w:jc w:val="left"/>
+            </w:pPr>
+            <w:r/>
+            <w:r>
+              <w:rPr>
+                <w:sz w:val="17"/>
+              </w:rPr>
+              <w:t>Project Proposal</w:t>
+            </w:r>
+          </w:p>
+        </w:tc>
+      </w:tr>
+      <w:tr>
+        <w:tc>
+          <w:tcPr>
+            <w:tcW w:type="dxa" w:w="4200"/>
+            <w:tcMar>
+              <w:top w:w="100" w:type="dxa"/>
+              <w:left w:w="100" w:type="dxa"/>
+              <w:bottom w:w="100" w:type="dxa"/>
+              <w:right w:w="100" w:type="dxa"/>
+            </w:tcMar>
+            <w:vAlign w:val="center"/>
+          </w:tcPr>
+          <w:p>
+            <w:pPr>
+              <w:jc w:val="left"/>
+            </w:pPr>
+            <w:r/>
+            <w:r>
+              <w:rPr>
+                <w:sz w:val="17"/>
+              </w:rPr>
+              <w:t>Hypothesis or Design Criteria</w:t>
+            </w:r>
+          </w:p>
+        </w:tc>
+        <w:tc>
+          <w:tcPr>
+            <w:tcW w:type="dxa" w:w="1900"/>
+            <w:tcMar>
+              <w:top w:w="100" w:type="dxa"/>
+              <w:left w:w="100" w:type="dxa"/>
+              <w:bottom w:w="100" w:type="dxa"/>
+              <w:right w:w="100" w:type="dxa"/>
+            </w:tcMar>
+            <w:vAlign w:val="center"/>
+          </w:tcPr>
+          <w:p>
+            <w:pPr>
+              <w:jc w:val="center"/>
+            </w:pPr>
+            <w:r/>
+            <w:r>
+              <w:rPr>
+                <w:sz w:val="17"/>
+              </w:rPr>
+              <w:t>10%</w:t>
+            </w:r>
+          </w:p>
+        </w:tc>
+        <w:tc>
+          <w:tcPr>
+            <w:tcW w:type="dxa" w:w="4124"/>
+            <w:tcMar>
+              <w:top w:w="100" w:type="dxa"/>
+              <w:left w:w="100" w:type="dxa"/>
+              <w:bottom w:w="100" w:type="dxa"/>
+              <w:right w:w="100" w:type="dxa"/>
+            </w:tcMar>
+            <w:vAlign w:val="center"/>
+          </w:tcPr>
+          <w:p>
+            <w:pPr>
+              <w:jc w:val="left"/>
+            </w:pPr>
+            <w:r/>
+            <w:r>
+              <w:rPr>
+                <w:sz w:val="17"/>
+              </w:rPr>
+              <w:t>Project Proposal</w:t>
+            </w:r>
+          </w:p>
+        </w:tc>
+      </w:tr>
+      <w:tr>
+        <w:tc>
+          <w:tcPr>
+            <w:tcW w:type="dxa" w:w="4200"/>
+            <w:tcMar>
+              <w:top w:w="100" w:type="dxa"/>
+              <w:left w:w="100" w:type="dxa"/>
+              <w:bottom w:w="100" w:type="dxa"/>
+              <w:right w:w="100" w:type="dxa"/>
+            </w:tcMar>
+            <w:shd w:fill="F2F2F2"/>
+            <w:vAlign w:val="center"/>
+          </w:tcPr>
+          <w:p>
+            <w:pPr>
+              <w:jc w:val="left"/>
+            </w:pPr>
+            <w:r/>
+            <w:r>
+              <w:rPr>
+                <w:sz w:val="17"/>
+              </w:rPr>
+              <w:t>Variables, Controls, Criteria, and Constraints Plan</w:t>
+            </w:r>
+          </w:p>
+        </w:tc>
+        <w:tc>
+          <w:tcPr>
+            <w:tcW w:type="dxa" w:w="1900"/>
+            <w:tcMar>
+              <w:top w:w="100" w:type="dxa"/>
+              <w:left w:w="100" w:type="dxa"/>
+              <w:bottom w:w="100" w:type="dxa"/>
+              <w:right w:w="100" w:type="dxa"/>
+            </w:tcMar>
+            <w:shd w:fill="F2F2F2"/>
+            <w:vAlign w:val="center"/>
+          </w:tcPr>
+          <w:p>
+            <w:pPr>
+              <w:jc w:val="center"/>
+            </w:pPr>
+            <w:r/>
+            <w:r>
+              <w:rPr>
+                <w:sz w:val="17"/>
+              </w:rPr>
+              <w:t>15%</w:t>
+            </w:r>
+          </w:p>
+        </w:tc>
+        <w:tc>
+          <w:tcPr>
+            <w:tcW w:type="dxa" w:w="4124"/>
+            <w:tcMar>
+              <w:top w:w="100" w:type="dxa"/>
+              <w:left w:w="100" w:type="dxa"/>
+              <w:bottom w:w="100" w:type="dxa"/>
+              <w:right w:w="100" w:type="dxa"/>
+            </w:tcMar>
+            <w:shd w:fill="F2F2F2"/>
+            <w:vAlign w:val="center"/>
+          </w:tcPr>
+          <w:p>
+            <w:pPr>
+              <w:jc w:val="left"/>
+            </w:pPr>
+            <w:r/>
+            <w:r>
+              <w:rPr>
+                <w:sz w:val="17"/>
+              </w:rPr>
+              <w:t>Project Proposal</w:t>
+            </w:r>
+          </w:p>
+        </w:tc>
+      </w:tr>
+      <w:tr>
+        <w:tc>
+          <w:tcPr>
+            <w:tcW w:type="dxa" w:w="4200"/>
+            <w:tcMar>
+              <w:top w:w="100" w:type="dxa"/>
+              <w:left w:w="100" w:type="dxa"/>
+              <w:bottom w:w="100" w:type="dxa"/>
+              <w:right w:w="100" w:type="dxa"/>
+            </w:tcMar>
+            <w:vAlign w:val="center"/>
+          </w:tcPr>
+          <w:p>
+            <w:pPr>
+              <w:jc w:val="left"/>
+            </w:pPr>
+            <w:r/>
+            <w:r>
+              <w:rPr>
+                <w:sz w:val="17"/>
+              </w:rPr>
+              <w:t>Materials and Procedure Draft</w:t>
+            </w:r>
+          </w:p>
+        </w:tc>
+        <w:tc>
+          <w:tcPr>
+            <w:tcW w:type="dxa" w:w="1900"/>
+            <w:tcMar>
+              <w:top w:w="100" w:type="dxa"/>
+              <w:left w:w="100" w:type="dxa"/>
+              <w:bottom w:w="100" w:type="dxa"/>
+              <w:right w:w="100" w:type="dxa"/>
+            </w:tcMar>
+            <w:vAlign w:val="center"/>
+          </w:tcPr>
+          <w:p>
+            <w:pPr>
+              <w:jc w:val="center"/>
+            </w:pPr>
+            <w:r/>
+            <w:r>
+              <w:rPr>
+                <w:sz w:val="17"/>
+              </w:rPr>
+              <w:t>15%</w:t>
+            </w:r>
+          </w:p>
+        </w:tc>
+        <w:tc>
+          <w:tcPr>
+            <w:tcW w:type="dxa" w:w="4124"/>
+            <w:tcMar>
+              <w:top w:w="100" w:type="dxa"/>
+              <w:left w:w="100" w:type="dxa"/>
+              <w:bottom w:w="100" w:type="dxa"/>
+              <w:right w:w="100" w:type="dxa"/>
+            </w:tcMar>
+            <w:vAlign w:val="center"/>
+          </w:tcPr>
+          <w:p>
+            <w:pPr>
+              <w:jc w:val="left"/>
+            </w:pPr>
+            <w:r/>
+            <w:r>
+              <w:rPr>
+                <w:sz w:val="17"/>
+              </w:rPr>
+              <w:t>Project Proposal</w:t>
+            </w:r>
+          </w:p>
+        </w:tc>
+      </w:tr>
+      <w:tr>
+        <w:tc>
+          <w:tcPr>
+            <w:tcW w:type="dxa" w:w="4200"/>
+            <w:tcMar>
+              <w:top w:w="100" w:type="dxa"/>
+              <w:left w:w="100" w:type="dxa"/>
+              <w:bottom w:w="100" w:type="dxa"/>
+              <w:right w:w="100" w:type="dxa"/>
+            </w:tcMar>
+            <w:shd w:fill="F2F2F2"/>
+            <w:vAlign w:val="center"/>
+          </w:tcPr>
+          <w:p>
+            <w:pPr>
+              <w:jc w:val="left"/>
+            </w:pPr>
+            <w:r/>
+            <w:r>
+              <w:rPr>
+                <w:sz w:val="17"/>
+              </w:rPr>
+              <w:t>Data Collection Plan</w:t>
+            </w:r>
+          </w:p>
+        </w:tc>
+        <w:tc>
+          <w:tcPr>
+            <w:tcW w:type="dxa" w:w="1900"/>
+            <w:tcMar>
+              <w:top w:w="100" w:type="dxa"/>
+              <w:left w:w="100" w:type="dxa"/>
+              <w:bottom w:w="100" w:type="dxa"/>
+              <w:right w:w="100" w:type="dxa"/>
+            </w:tcMar>
+            <w:shd w:fill="F2F2F2"/>
+            <w:vAlign w:val="center"/>
+          </w:tcPr>
+          <w:p>
+            <w:pPr>
+              <w:jc w:val="center"/>
+            </w:pPr>
+            <w:r/>
+            <w:r>
+              <w:rPr>
+                <w:sz w:val="17"/>
+              </w:rPr>
+              <w:t>10%</w:t>
+            </w:r>
+          </w:p>
+        </w:tc>
+        <w:tc>
+          <w:tcPr>
+            <w:tcW w:type="dxa" w:w="4124"/>
+            <w:tcMar>
+              <w:top w:w="100" w:type="dxa"/>
+              <w:left w:w="100" w:type="dxa"/>
+              <w:bottom w:w="100" w:type="dxa"/>
+              <w:right w:w="100" w:type="dxa"/>
+            </w:tcMar>
+            <w:shd w:fill="F2F2F2"/>
+            <w:vAlign w:val="center"/>
+          </w:tcPr>
+          <w:p>
+            <w:pPr>
+              <w:jc w:val="left"/>
+            </w:pPr>
+            <w:r/>
+            <w:r>
+              <w:rPr>
+                <w:sz w:val="17"/>
+              </w:rPr>
+              <w:t>Project Proposal</w:t>
+            </w:r>
+          </w:p>
+        </w:tc>
+      </w:tr>
+      <w:tr>
+        <w:tc>
+          <w:tcPr>
+            <w:tcW w:type="dxa" w:w="4200"/>
+            <w:tcMar>
+              <w:top w:w="100" w:type="dxa"/>
+              <w:left w:w="100" w:type="dxa"/>
+              <w:bottom w:w="100" w:type="dxa"/>
+              <w:right w:w="100" w:type="dxa"/>
+            </w:tcMar>
+            <w:vAlign w:val="center"/>
+          </w:tcPr>
+          <w:p>
+            <w:pPr>
+              <w:jc w:val="left"/>
+            </w:pPr>
+            <w:r/>
+            <w:r>
+              <w:rPr>
+                <w:sz w:val="17"/>
+              </w:rPr>
+              <w:t>Safety and Ethics Screening</w:t>
+            </w:r>
+          </w:p>
+        </w:tc>
+        <w:tc>
+          <w:tcPr>
+            <w:tcW w:type="dxa" w:w="1900"/>
+            <w:tcMar>
+              <w:top w:w="100" w:type="dxa"/>
+              <w:left w:w="100" w:type="dxa"/>
+              <w:bottom w:w="100" w:type="dxa"/>
+              <w:right w:w="100" w:type="dxa"/>
+            </w:tcMar>
+            <w:vAlign w:val="center"/>
+          </w:tcPr>
+          <w:p>
+            <w:pPr>
+              <w:jc w:val="center"/>
+            </w:pPr>
+            <w:r/>
+            <w:r>
+              <w:rPr>
+                <w:sz w:val="17"/>
+              </w:rPr>
+              <w:t>15%</w:t>
+            </w:r>
+          </w:p>
+        </w:tc>
+        <w:tc>
+          <w:tcPr>
+            <w:tcW w:type="dxa" w:w="4124"/>
+            <w:tcMar>
+              <w:top w:w="100" w:type="dxa"/>
+              <w:left w:w="100" w:type="dxa"/>
+              <w:bottom w:w="100" w:type="dxa"/>
+              <w:right w:w="100" w:type="dxa"/>
+            </w:tcMar>
+            <w:vAlign w:val="center"/>
+          </w:tcPr>
+          <w:p>
+            <w:pPr>
+              <w:jc w:val="left"/>
+            </w:pPr>
+            <w:r/>
+            <w:r>
+              <w:rPr>
+                <w:sz w:val="17"/>
+              </w:rPr>
+              <w:t>Project Proposal</w:t>
+            </w:r>
+          </w:p>
+        </w:tc>
+      </w:tr>
+      <w:tr>
+        <w:tc>
+          <w:tcPr>
+            <w:tcW w:type="dxa" w:w="4200"/>
+            <w:tcMar>
+              <w:top w:w="100" w:type="dxa"/>
+              <w:left w:w="100" w:type="dxa"/>
+              <w:bottom w:w="100" w:type="dxa"/>
+              <w:right w:w="100" w:type="dxa"/>
+            </w:tcMar>
+            <w:shd w:fill="F2F2F2"/>
+            <w:vAlign w:val="center"/>
+          </w:tcPr>
+          <w:p>
+            <w:pPr>
+              <w:jc w:val="left"/>
+            </w:pPr>
+            <w:r/>
+            <w:r>
+              <w:rPr>
+                <w:sz w:val="17"/>
+              </w:rPr>
+              <w:t>Project Timeline</w:t>
+            </w:r>
+          </w:p>
+        </w:tc>
+        <w:tc>
+          <w:tcPr>
+            <w:tcW w:type="dxa" w:w="1900"/>
+            <w:tcMar>
+              <w:top w:w="100" w:type="dxa"/>
+              <w:left w:w="100" w:type="dxa"/>
+              <w:bottom w:w="100" w:type="dxa"/>
+              <w:right w:w="100" w:type="dxa"/>
+            </w:tcMar>
+            <w:shd w:fill="F2F2F2"/>
+            <w:vAlign w:val="center"/>
+          </w:tcPr>
+          <w:p>
+            <w:pPr>
+              <w:jc w:val="center"/>
+            </w:pPr>
+            <w:r/>
+            <w:r>
+              <w:rPr>
+                <w:sz w:val="17"/>
+              </w:rPr>
+              <w:t>5%</w:t>
+            </w:r>
+          </w:p>
+        </w:tc>
+        <w:tc>
+          <w:tcPr>
+            <w:tcW w:type="dxa" w:w="4124"/>
+            <w:tcMar>
+              <w:top w:w="100" w:type="dxa"/>
+              <w:left w:w="100" w:type="dxa"/>
+              <w:bottom w:w="100" w:type="dxa"/>
+              <w:right w:w="100" w:type="dxa"/>
+            </w:tcMar>
+            <w:shd w:fill="F2F2F2"/>
+            <w:vAlign w:val="center"/>
+          </w:tcPr>
+          <w:p>
+            <w:pPr>
+              <w:jc w:val="left"/>
+            </w:pPr>
+            <w:r/>
+            <w:r>
+              <w:rPr>
+                <w:sz w:val="17"/>
+              </w:rPr>
+              <w:t>Project Proposal</w:t>
+            </w:r>
+          </w:p>
+        </w:tc>
+      </w:tr>
+      <w:tr>
+        <w:tc>
+          <w:tcPr>
+            <w:tcW w:type="dxa" w:w="4200"/>
+            <w:tcMar>
+              <w:top w:w="100" w:type="dxa"/>
+              <w:left w:w="100" w:type="dxa"/>
+              <w:bottom w:w="100" w:type="dxa"/>
+              <w:right w:w="100" w:type="dxa"/>
+            </w:tcMar>
+            <w:vAlign w:val="center"/>
+          </w:tcPr>
+          <w:p>
+            <w:pPr>
+              <w:jc w:val="left"/>
+            </w:pPr>
+            <w:r/>
+            <w:r>
+              <w:rPr>
+                <w:sz w:val="17"/>
+              </w:rPr>
+              <w:t>Formal Research Plan Draft</w:t>
+            </w:r>
+          </w:p>
+        </w:tc>
+        <w:tc>
+          <w:tcPr>
+            <w:tcW w:type="dxa" w:w="1900"/>
+            <w:tcMar>
+              <w:top w:w="100" w:type="dxa"/>
+              <w:left w:w="100" w:type="dxa"/>
+              <w:bottom w:w="100" w:type="dxa"/>
+              <w:right w:w="100" w:type="dxa"/>
+            </w:tcMar>
+            <w:vAlign w:val="center"/>
+          </w:tcPr>
+          <w:p>
+            <w:pPr>
+              <w:jc w:val="center"/>
+            </w:pPr>
+            <w:r/>
+            <w:r>
+              <w:rPr>
+                <w:sz w:val="17"/>
+              </w:rPr>
+              <w:t>10%</w:t>
+            </w:r>
+          </w:p>
+        </w:tc>
+        <w:tc>
+          <w:tcPr>
+            <w:tcW w:type="dxa" w:w="4124"/>
+            <w:tcMar>
+              <w:top w:w="100" w:type="dxa"/>
+              <w:left w:w="100" w:type="dxa"/>
+              <w:bottom w:w="100" w:type="dxa"/>
+              <w:right w:w="100" w:type="dxa"/>
+            </w:tcMar>
+            <w:vAlign w:val="center"/>
+          </w:tcPr>
+          <w:p>
+            <w:pPr>
+              <w:jc w:val="left"/>
+            </w:pPr>
+            <w:r/>
+            <w:r>
+              <w:rPr>
+                <w:sz w:val="17"/>
+              </w:rPr>
+              <w:t>Project Proposal</w:t>
+            </w:r>
+          </w:p>
+        </w:tc>
+      </w:tr>
+    </w:tbl>
+    <w:p/>
+    <w:p>
+      <w:pPr>
+        <w:pStyle w:val="Heading3"/>
+        <w:keepNext/>
+        <w:pageBreakBefore/>
+      </w:pPr>
+      <w:r>
+        <w:t>Unit 3: Pilot Testing and Data Collection</w:t>
+      </w:r>
+    </w:p>
+    <w:tbl>
+      <w:tblPr>
+        <w:tblStyle w:val="TableGrid"/>
+        <w:tblW w:type="dxa" w:w="10224"/>
+        <w:tblLayout w:type="fixed"/>
+        <w:tblLook w:firstColumn="1" w:firstRow="1" w:lastColumn="0" w:lastRow="0" w:noHBand="0" w:noVBand="1" w:val="04A0"/>
+      </w:tblPr>
+      <w:tblGrid>
+        <w:gridCol w:w="4200"/>
+        <w:gridCol w:w="1900"/>
+        <w:gridCol w:w="4124"/>
+      </w:tblGrid>
+      <w:tr>
+        <w:trPr>
+          <w:tblHeader w:val="true"/>
+        </w:trPr>
+        <w:tc>
+          <w:tcPr>
+            <w:tcW w:type="dxa" w:w="4200"/>
+            <w:shd w:fill="C00000"/>
+            <w:tcMar>
+              <w:top w:w="100" w:type="dxa"/>
+              <w:left w:w="100" w:type="dxa"/>
+              <w:bottom w:w="100" w:type="dxa"/>
+              <w:right w:w="100" w:type="dxa"/>
+            </w:tcMar>
+            <w:vAlign w:val="center"/>
+          </w:tcPr>
+          <w:p>
+            <w:pPr>
+              <w:jc w:val="left"/>
+            </w:pPr>
+            <w:r/>
+            <w:r>
+              <w:rPr>
+                <w:b/>
+                <w:color w:val="FFFFFF"/>
+                <w:sz w:val="18"/>
+              </w:rPr>
+              <w:t>Assessment Evidence</w:t>
+            </w:r>
+          </w:p>
+        </w:tc>
+        <w:tc>
+          <w:tcPr>
+            <w:tcW w:type="dxa" w:w="1900"/>
+            <w:shd w:fill="C00000"/>
+            <w:tcMar>
+              <w:top w:w="100" w:type="dxa"/>
+              <w:left w:w="100" w:type="dxa"/>
+              <w:bottom w:w="100" w:type="dxa"/>
+              <w:right w:w="100" w:type="dxa"/>
+            </w:tcMar>
+            <w:vAlign w:val="center"/>
+          </w:tcPr>
+          <w:p>
+            <w:pPr>
+              <w:jc w:val="left"/>
+            </w:pPr>
+            <w:r/>
+            <w:r>
+              <w:rPr>
+                <w:b/>
+                <w:color w:val="FFFFFF"/>
+                <w:sz w:val="18"/>
+              </w:rPr>
+              <w:t>Suggested Within-Unit Weight</w:t>
+            </w:r>
+          </w:p>
+        </w:tc>
+        <w:tc>
+          <w:tcPr>
+            <w:tcW w:type="dxa" w:w="4124"/>
+            <w:shd w:fill="C00000"/>
+            <w:tcMar>
+              <w:top w:w="100" w:type="dxa"/>
+              <w:left w:w="100" w:type="dxa"/>
+              <w:bottom w:w="100" w:type="dxa"/>
+              <w:right w:w="100" w:type="dxa"/>
+            </w:tcMar>
+            <w:vAlign w:val="center"/>
+          </w:tcPr>
+          <w:p>
+            <w:pPr>
+              <w:jc w:val="left"/>
+            </w:pPr>
+            <w:r/>
+            <w:r>
+              <w:rPr>
+                <w:b/>
+                <w:color w:val="FFFFFF"/>
+                <w:sz w:val="18"/>
+              </w:rPr>
+              <w:t>Official Gradebook Category</w:t>
+            </w:r>
+          </w:p>
+        </w:tc>
+      </w:tr>
+      <w:tr>
+        <w:tc>
+          <w:tcPr>
+            <w:tcW w:type="dxa" w:w="4200"/>
+            <w:tcMar>
+              <w:top w:w="100" w:type="dxa"/>
+              <w:left w:w="100" w:type="dxa"/>
+              <w:bottom w:w="100" w:type="dxa"/>
+              <w:right w:w="100" w:type="dxa"/>
+            </w:tcMar>
+            <w:vAlign w:val="center"/>
+          </w:tcPr>
+          <w:p>
+            <w:pPr>
+              <w:jc w:val="left"/>
+            </w:pPr>
+            <w:r/>
+            <w:r>
+              <w:rPr>
+                <w:sz w:val="17"/>
+              </w:rPr>
+              <w:t>Pilot Test Plan and Reflection</w:t>
+            </w:r>
+          </w:p>
+        </w:tc>
+        <w:tc>
+          <w:tcPr>
+            <w:tcW w:type="dxa" w:w="1900"/>
+            <w:tcMar>
+              <w:top w:w="100" w:type="dxa"/>
+              <w:left w:w="100" w:type="dxa"/>
+              <w:bottom w:w="100" w:type="dxa"/>
+              <w:right w:w="100" w:type="dxa"/>
+            </w:tcMar>
+            <w:vAlign w:val="center"/>
+          </w:tcPr>
+          <w:p>
+            <w:pPr>
+              <w:jc w:val="center"/>
+            </w:pPr>
+            <w:r/>
+            <w:r>
+              <w:rPr>
+                <w:sz w:val="17"/>
+              </w:rPr>
+              <w:t>15%</w:t>
+            </w:r>
+          </w:p>
+        </w:tc>
+        <w:tc>
+          <w:tcPr>
+            <w:tcW w:type="dxa" w:w="4124"/>
+            <w:tcMar>
+              <w:top w:w="100" w:type="dxa"/>
+              <w:left w:w="100" w:type="dxa"/>
+              <w:bottom w:w="100" w:type="dxa"/>
+              <w:right w:w="100" w:type="dxa"/>
+            </w:tcMar>
+            <w:vAlign w:val="center"/>
+          </w:tcPr>
+          <w:p>
+            <w:pPr>
+              <w:jc w:val="left"/>
+            </w:pPr>
+            <w:r/>
+            <w:r>
+              <w:rPr>
+                <w:sz w:val="17"/>
+              </w:rPr>
+              <w:t>Research Journal/Documentation</w:t>
+            </w:r>
+          </w:p>
+        </w:tc>
+      </w:tr>
+      <w:tr>
+        <w:tc>
+          <w:tcPr>
+            <w:tcW w:type="dxa" w:w="4200"/>
+            <w:tcMar>
+              <w:top w:w="100" w:type="dxa"/>
+              <w:left w:w="100" w:type="dxa"/>
+              <w:bottom w:w="100" w:type="dxa"/>
+              <w:right w:w="100" w:type="dxa"/>
+            </w:tcMar>
+            <w:shd w:fill="F2F2F2"/>
+            <w:vAlign w:val="center"/>
+          </w:tcPr>
+          <w:p>
+            <w:pPr>
+              <w:jc w:val="left"/>
+            </w:pPr>
+            <w:r/>
+            <w:r>
+              <w:rPr>
+                <w:sz w:val="17"/>
+              </w:rPr>
+              <w:t>Research Journal Quality</w:t>
+            </w:r>
+          </w:p>
+        </w:tc>
+        <w:tc>
+          <w:tcPr>
+            <w:tcW w:type="dxa" w:w="1900"/>
+            <w:tcMar>
+              <w:top w:w="100" w:type="dxa"/>
+              <w:left w:w="100" w:type="dxa"/>
+              <w:bottom w:w="100" w:type="dxa"/>
+              <w:right w:w="100" w:type="dxa"/>
+            </w:tcMar>
+            <w:shd w:fill="F2F2F2"/>
+            <w:vAlign w:val="center"/>
+          </w:tcPr>
+          <w:p>
+            <w:pPr>
+              <w:jc w:val="center"/>
+            </w:pPr>
+            <w:r/>
+            <w:r>
+              <w:rPr>
+                <w:sz w:val="17"/>
+              </w:rPr>
+              <w:t>25%</w:t>
+            </w:r>
+          </w:p>
+        </w:tc>
+        <w:tc>
+          <w:tcPr>
+            <w:tcW w:type="dxa" w:w="4124"/>
+            <w:tcMar>
+              <w:top w:w="100" w:type="dxa"/>
+              <w:left w:w="100" w:type="dxa"/>
+              <w:bottom w:w="100" w:type="dxa"/>
+              <w:right w:w="100" w:type="dxa"/>
+            </w:tcMar>
+            <w:shd w:fill="F2F2F2"/>
+            <w:vAlign w:val="center"/>
+          </w:tcPr>
+          <w:p>
+            <w:pPr>
+              <w:jc w:val="left"/>
+            </w:pPr>
+            <w:r/>
+            <w:r>
+              <w:rPr>
+                <w:sz w:val="17"/>
+              </w:rPr>
+              <w:t>Research Journal/Documentation</w:t>
+            </w:r>
+          </w:p>
+        </w:tc>
+      </w:tr>
+      <w:tr>
+        <w:tc>
+          <w:tcPr>
+            <w:tcW w:type="dxa" w:w="4200"/>
+            <w:tcMar>
+              <w:top w:w="100" w:type="dxa"/>
+              <w:left w:w="100" w:type="dxa"/>
+              <w:bottom w:w="100" w:type="dxa"/>
+              <w:right w:w="100" w:type="dxa"/>
+            </w:tcMar>
+            <w:vAlign w:val="center"/>
+          </w:tcPr>
+          <w:p>
+            <w:pPr>
+              <w:jc w:val="left"/>
+            </w:pPr>
+            <w:r/>
+            <w:r>
+              <w:rPr>
+                <w:sz w:val="17"/>
+              </w:rPr>
+              <w:t>Revised Procedure or Testing Protocol</w:t>
+            </w:r>
+          </w:p>
+        </w:tc>
+        <w:tc>
+          <w:tcPr>
+            <w:tcW w:type="dxa" w:w="1900"/>
+            <w:tcMar>
+              <w:top w:w="100" w:type="dxa"/>
+              <w:left w:w="100" w:type="dxa"/>
+              <w:bottom w:w="100" w:type="dxa"/>
+              <w:right w:w="100" w:type="dxa"/>
+            </w:tcMar>
+            <w:vAlign w:val="center"/>
+          </w:tcPr>
+          <w:p>
+            <w:pPr>
+              <w:jc w:val="center"/>
+            </w:pPr>
+            <w:r/>
+            <w:r>
+              <w:rPr>
+                <w:sz w:val="17"/>
+              </w:rPr>
+              <w:t>10%</w:t>
+            </w:r>
+          </w:p>
+        </w:tc>
+        <w:tc>
+          <w:tcPr>
+            <w:tcW w:type="dxa" w:w="4124"/>
+            <w:tcMar>
+              <w:top w:w="100" w:type="dxa"/>
+              <w:left w:w="100" w:type="dxa"/>
+              <w:bottom w:w="100" w:type="dxa"/>
+              <w:right w:w="100" w:type="dxa"/>
+            </w:tcMar>
+            <w:vAlign w:val="center"/>
+          </w:tcPr>
+          <w:p>
+            <w:pPr>
+              <w:jc w:val="left"/>
+            </w:pPr>
+            <w:r/>
+            <w:r>
+              <w:rPr>
+                <w:sz w:val="17"/>
+              </w:rPr>
+              <w:t>Research Journal/Documentation</w:t>
+            </w:r>
+          </w:p>
+        </w:tc>
+      </w:tr>
+      <w:tr>
+        <w:tc>
+          <w:tcPr>
+            <w:tcW w:type="dxa" w:w="4200"/>
+            <w:tcMar>
+              <w:top w:w="100" w:type="dxa"/>
+              <w:left w:w="100" w:type="dxa"/>
+              <w:bottom w:w="100" w:type="dxa"/>
+              <w:right w:w="100" w:type="dxa"/>
+            </w:tcMar>
+            <w:shd w:fill="F2F2F2"/>
+            <w:vAlign w:val="center"/>
+          </w:tcPr>
+          <w:p>
+            <w:pPr>
+              <w:jc w:val="left"/>
+            </w:pPr>
+            <w:r/>
+            <w:r>
+              <w:rPr>
+                <w:sz w:val="17"/>
+              </w:rPr>
+              <w:t>Data Collection System and Raw Data</w:t>
+            </w:r>
+          </w:p>
+        </w:tc>
+        <w:tc>
+          <w:tcPr>
+            <w:tcW w:type="dxa" w:w="1900"/>
+            <w:tcMar>
+              <w:top w:w="100" w:type="dxa"/>
+              <w:left w:w="100" w:type="dxa"/>
+              <w:bottom w:w="100" w:type="dxa"/>
+              <w:right w:w="100" w:type="dxa"/>
+            </w:tcMar>
+            <w:shd w:fill="F2F2F2"/>
+            <w:vAlign w:val="center"/>
+          </w:tcPr>
+          <w:p>
+            <w:pPr>
+              <w:jc w:val="center"/>
+            </w:pPr>
+            <w:r/>
+            <w:r>
+              <w:rPr>
+                <w:sz w:val="17"/>
+              </w:rPr>
+              <w:t>20%</w:t>
+            </w:r>
+          </w:p>
+        </w:tc>
+        <w:tc>
+          <w:tcPr>
+            <w:tcW w:type="dxa" w:w="4124"/>
+            <w:tcMar>
+              <w:top w:w="100" w:type="dxa"/>
+              <w:left w:w="100" w:type="dxa"/>
+              <w:bottom w:w="100" w:type="dxa"/>
+              <w:right w:w="100" w:type="dxa"/>
+            </w:tcMar>
+            <w:shd w:fill="F2F2F2"/>
+            <w:vAlign w:val="center"/>
+          </w:tcPr>
+          <w:p>
+            <w:pPr>
+              <w:jc w:val="left"/>
+            </w:pPr>
+            <w:r/>
+            <w:r>
+              <w:rPr>
+                <w:sz w:val="17"/>
+              </w:rPr>
+              <w:t>Data Analysis and Interpretation</w:t>
+            </w:r>
+          </w:p>
+        </w:tc>
+      </w:tr>
+      <w:tr>
+        <w:tc>
+          <w:tcPr>
+            <w:tcW w:type="dxa" w:w="4200"/>
+            <w:tcMar>
+              <w:top w:w="100" w:type="dxa"/>
+              <w:left w:w="100" w:type="dxa"/>
+              <w:bottom w:w="100" w:type="dxa"/>
+              <w:right w:w="100" w:type="dxa"/>
+            </w:tcMar>
+            <w:vAlign w:val="center"/>
+          </w:tcPr>
+          <w:p>
+            <w:pPr>
+              <w:jc w:val="left"/>
+            </w:pPr>
+            <w:r/>
+            <w:r>
+              <w:rPr>
+                <w:sz w:val="17"/>
+              </w:rPr>
+              <w:t>Troubleshooting and Revision Documentation</w:t>
+            </w:r>
+          </w:p>
+        </w:tc>
+        <w:tc>
+          <w:tcPr>
+            <w:tcW w:type="dxa" w:w="1900"/>
+            <w:tcMar>
+              <w:top w:w="100" w:type="dxa"/>
+              <w:left w:w="100" w:type="dxa"/>
+              <w:bottom w:w="100" w:type="dxa"/>
+              <w:right w:w="100" w:type="dxa"/>
+            </w:tcMar>
+            <w:vAlign w:val="center"/>
+          </w:tcPr>
+          <w:p>
+            <w:pPr>
+              <w:jc w:val="center"/>
+            </w:pPr>
+            <w:r/>
+            <w:r>
+              <w:rPr>
+                <w:sz w:val="17"/>
+              </w:rPr>
+              <w:t>10%</w:t>
+            </w:r>
+          </w:p>
+        </w:tc>
+        <w:tc>
+          <w:tcPr>
+            <w:tcW w:type="dxa" w:w="4124"/>
+            <w:tcMar>
+              <w:top w:w="100" w:type="dxa"/>
+              <w:left w:w="100" w:type="dxa"/>
+              <w:bottom w:w="100" w:type="dxa"/>
+              <w:right w:w="100" w:type="dxa"/>
+            </w:tcMar>
+            <w:vAlign w:val="center"/>
+          </w:tcPr>
+          <w:p>
+            <w:pPr>
+              <w:jc w:val="left"/>
+            </w:pPr>
+            <w:r/>
+            <w:r>
+              <w:rPr>
+                <w:sz w:val="17"/>
+              </w:rPr>
+              <w:t>Research Journal/Documentation</w:t>
+            </w:r>
+          </w:p>
+        </w:tc>
+      </w:tr>
+      <w:tr>
+        <w:tc>
+          <w:tcPr>
+            <w:tcW w:type="dxa" w:w="4200"/>
+            <w:tcMar>
+              <w:top w:w="100" w:type="dxa"/>
+              <w:left w:w="100" w:type="dxa"/>
+              <w:bottom w:w="100" w:type="dxa"/>
+              <w:right w:w="100" w:type="dxa"/>
+            </w:tcMar>
+            <w:shd w:fill="F2F2F2"/>
+            <w:vAlign w:val="center"/>
+          </w:tcPr>
+          <w:p>
+            <w:pPr>
+              <w:jc w:val="left"/>
+            </w:pPr>
+            <w:r/>
+            <w:r>
+              <w:rPr>
+                <w:sz w:val="17"/>
+              </w:rPr>
+              <w:t>Weekly Progress Check-ins</w:t>
+            </w:r>
+          </w:p>
+        </w:tc>
+        <w:tc>
+          <w:tcPr>
+            <w:tcW w:type="dxa" w:w="1900"/>
+            <w:tcMar>
+              <w:top w:w="100" w:type="dxa"/>
+              <w:left w:w="100" w:type="dxa"/>
+              <w:bottom w:w="100" w:type="dxa"/>
+              <w:right w:w="100" w:type="dxa"/>
+            </w:tcMar>
+            <w:shd w:fill="F2F2F2"/>
+            <w:vAlign w:val="center"/>
+          </w:tcPr>
+          <w:p>
+            <w:pPr>
+              <w:jc w:val="center"/>
+            </w:pPr>
+            <w:r/>
+            <w:r>
+              <w:rPr>
+                <w:sz w:val="17"/>
+              </w:rPr>
+              <w:t>10%</w:t>
+            </w:r>
+          </w:p>
+        </w:tc>
+        <w:tc>
+          <w:tcPr>
+            <w:tcW w:type="dxa" w:w="4124"/>
+            <w:tcMar>
+              <w:top w:w="100" w:type="dxa"/>
+              <w:left w:w="100" w:type="dxa"/>
+              <w:bottom w:w="100" w:type="dxa"/>
+              <w:right w:w="100" w:type="dxa"/>
+            </w:tcMar>
+            <w:shd w:fill="F2F2F2"/>
+            <w:vAlign w:val="center"/>
+          </w:tcPr>
+          <w:p>
+            <w:pPr>
+              <w:jc w:val="left"/>
+            </w:pPr>
+            <w:r/>
+            <w:r>
+              <w:rPr>
+                <w:sz w:val="17"/>
+              </w:rPr>
+              <w:t>Research Journal/Documentation</w:t>
+            </w:r>
+          </w:p>
+        </w:tc>
+      </w:tr>
+      <w:tr>
+        <w:tc>
+          <w:tcPr>
+            <w:tcW w:type="dxa" w:w="4200"/>
+            <w:tcMar>
+              <w:top w:w="100" w:type="dxa"/>
+              <w:left w:w="100" w:type="dxa"/>
+              <w:bottom w:w="100" w:type="dxa"/>
+              <w:right w:w="100" w:type="dxa"/>
+            </w:tcMar>
+            <w:vAlign w:val="center"/>
+          </w:tcPr>
+          <w:p>
+            <w:pPr>
+              <w:jc w:val="left"/>
+            </w:pPr>
+            <w:r/>
+            <w:r>
+              <w:rPr>
+                <w:sz w:val="17"/>
+              </w:rPr>
+              <w:t>Mid-Project Progress Report</w:t>
+            </w:r>
+          </w:p>
+        </w:tc>
+        <w:tc>
+          <w:tcPr>
+            <w:tcW w:type="dxa" w:w="1900"/>
+            <w:tcMar>
+              <w:top w:w="100" w:type="dxa"/>
+              <w:left w:w="100" w:type="dxa"/>
+              <w:bottom w:w="100" w:type="dxa"/>
+              <w:right w:w="100" w:type="dxa"/>
+            </w:tcMar>
+            <w:vAlign w:val="center"/>
+          </w:tcPr>
+          <w:p>
+            <w:pPr>
+              <w:jc w:val="center"/>
+            </w:pPr>
+            <w:r/>
+            <w:r>
+              <w:rPr>
+                <w:sz w:val="17"/>
+              </w:rPr>
+              <w:t>10%</w:t>
+            </w:r>
+          </w:p>
+        </w:tc>
+        <w:tc>
+          <w:tcPr>
+            <w:tcW w:type="dxa" w:w="4124"/>
+            <w:tcMar>
+              <w:top w:w="100" w:type="dxa"/>
+              <w:left w:w="100" w:type="dxa"/>
+              <w:bottom w:w="100" w:type="dxa"/>
+              <w:right w:w="100" w:type="dxa"/>
+            </w:tcMar>
+            <w:vAlign w:val="center"/>
+          </w:tcPr>
+          <w:p>
+            <w:pPr>
+              <w:jc w:val="left"/>
+            </w:pPr>
+            <w:r/>
+            <w:r>
+              <w:rPr>
+                <w:sz w:val="17"/>
+              </w:rPr>
+              <w:t>Mid-Project Progress Report</w:t>
+            </w:r>
+          </w:p>
+        </w:tc>
+      </w:tr>
+    </w:tbl>
+    <w:p/>
+    <w:p>
+      <w:pPr>
+        <w:pStyle w:val="Heading3"/>
+        <w:keepNext/>
+        <w:pageBreakBefore/>
+      </w:pPr>
+      <w:r>
+        <w:t>Unit 4: Data Analysis and Interpretation</w:t>
+      </w:r>
+    </w:p>
+    <w:tbl>
+      <w:tblPr>
+        <w:tblStyle w:val="TableGrid"/>
+        <w:tblW w:type="dxa" w:w="10224"/>
+        <w:tblLayout w:type="fixed"/>
+        <w:tblLook w:firstColumn="1" w:firstRow="1" w:lastColumn="0" w:lastRow="0" w:noHBand="0" w:noVBand="1" w:val="04A0"/>
+      </w:tblPr>
+      <w:tblGrid>
+        <w:gridCol w:w="4200"/>
+        <w:gridCol w:w="1900"/>
+        <w:gridCol w:w="4124"/>
+      </w:tblGrid>
+      <w:tr>
+        <w:trPr>
+          <w:tblHeader w:val="true"/>
+        </w:trPr>
+        <w:tc>
+          <w:tcPr>
+            <w:tcW w:type="dxa" w:w="4200"/>
+            <w:shd w:fill="C00000"/>
+            <w:tcMar>
+              <w:top w:w="100" w:type="dxa"/>
+              <w:left w:w="100" w:type="dxa"/>
+              <w:bottom w:w="100" w:type="dxa"/>
+              <w:right w:w="100" w:type="dxa"/>
+            </w:tcMar>
+            <w:vAlign w:val="center"/>
+          </w:tcPr>
+          <w:p>
+            <w:pPr>
+              <w:jc w:val="left"/>
+            </w:pPr>
+            <w:r/>
+            <w:r>
+              <w:rPr>
+                <w:b/>
+                <w:color w:val="FFFFFF"/>
+                <w:sz w:val="18"/>
+              </w:rPr>
+              <w:t>Assessment Evidence</w:t>
+            </w:r>
+          </w:p>
+        </w:tc>
+        <w:tc>
+          <w:tcPr>
+            <w:tcW w:type="dxa" w:w="1900"/>
+            <w:shd w:fill="C00000"/>
+            <w:tcMar>
+              <w:top w:w="100" w:type="dxa"/>
+              <w:left w:w="100" w:type="dxa"/>
+              <w:bottom w:w="100" w:type="dxa"/>
+              <w:right w:w="100" w:type="dxa"/>
+            </w:tcMar>
+            <w:vAlign w:val="center"/>
+          </w:tcPr>
+          <w:p>
+            <w:pPr>
+              <w:jc w:val="left"/>
+            </w:pPr>
+            <w:r/>
+            <w:r>
+              <w:rPr>
+                <w:b/>
+                <w:color w:val="FFFFFF"/>
+                <w:sz w:val="18"/>
+              </w:rPr>
+              <w:t>Suggested Within-Unit Weight</w:t>
+            </w:r>
+          </w:p>
+        </w:tc>
+        <w:tc>
+          <w:tcPr>
+            <w:tcW w:type="dxa" w:w="4124"/>
+            <w:shd w:fill="C00000"/>
+            <w:tcMar>
+              <w:top w:w="100" w:type="dxa"/>
+              <w:left w:w="100" w:type="dxa"/>
+              <w:bottom w:w="100" w:type="dxa"/>
+              <w:right w:w="100" w:type="dxa"/>
+            </w:tcMar>
+            <w:vAlign w:val="center"/>
+          </w:tcPr>
+          <w:p>
+            <w:pPr>
+              <w:jc w:val="left"/>
+            </w:pPr>
+            <w:r/>
+            <w:r>
+              <w:rPr>
+                <w:b/>
+                <w:color w:val="FFFFFF"/>
+                <w:sz w:val="18"/>
+              </w:rPr>
+              <w:t>Official Gradebook Category</w:t>
+            </w:r>
+          </w:p>
+        </w:tc>
+      </w:tr>
+      <w:tr>
+        <w:tc>
+          <w:tcPr>
+            <w:tcW w:type="dxa" w:w="4200"/>
+            <w:tcMar>
+              <w:top w:w="100" w:type="dxa"/>
+              <w:left w:w="100" w:type="dxa"/>
+              <w:bottom w:w="100" w:type="dxa"/>
+              <w:right w:w="100" w:type="dxa"/>
+            </w:tcMar>
+            <w:vAlign w:val="center"/>
+          </w:tcPr>
+          <w:p>
+            <w:pPr>
+              <w:jc w:val="left"/>
+            </w:pPr>
+            <w:r/>
+            <w:r>
+              <w:rPr>
+                <w:sz w:val="17"/>
+              </w:rPr>
+              <w:t>Clean Data Set and Organization</w:t>
+            </w:r>
+          </w:p>
+        </w:tc>
+        <w:tc>
+          <w:tcPr>
+            <w:tcW w:type="dxa" w:w="1900"/>
+            <w:tcMar>
+              <w:top w:w="100" w:type="dxa"/>
+              <w:left w:w="100" w:type="dxa"/>
+              <w:bottom w:w="100" w:type="dxa"/>
+              <w:right w:w="100" w:type="dxa"/>
+            </w:tcMar>
+            <w:vAlign w:val="center"/>
+          </w:tcPr>
+          <w:p>
+            <w:pPr>
+              <w:jc w:val="center"/>
+            </w:pPr>
+            <w:r/>
+            <w:r>
+              <w:rPr>
+                <w:sz w:val="17"/>
+              </w:rPr>
+              <w:t>15%</w:t>
+            </w:r>
+          </w:p>
+        </w:tc>
+        <w:tc>
+          <w:tcPr>
+            <w:tcW w:type="dxa" w:w="4124"/>
+            <w:tcMar>
+              <w:top w:w="100" w:type="dxa"/>
+              <w:left w:w="100" w:type="dxa"/>
+              <w:bottom w:w="100" w:type="dxa"/>
+              <w:right w:w="100" w:type="dxa"/>
+            </w:tcMar>
+            <w:vAlign w:val="center"/>
+          </w:tcPr>
+          <w:p>
+            <w:pPr>
+              <w:jc w:val="left"/>
+            </w:pPr>
+            <w:r/>
+            <w:r>
+              <w:rPr>
+                <w:sz w:val="17"/>
+              </w:rPr>
+              <w:t>Data Analysis and Interpretation</w:t>
+            </w:r>
+          </w:p>
+        </w:tc>
+      </w:tr>
+      <w:tr>
+        <w:tc>
+          <w:tcPr>
+            <w:tcW w:type="dxa" w:w="4200"/>
+            <w:tcMar>
+              <w:top w:w="100" w:type="dxa"/>
+              <w:left w:w="100" w:type="dxa"/>
+              <w:bottom w:w="100" w:type="dxa"/>
+              <w:right w:w="100" w:type="dxa"/>
+            </w:tcMar>
+            <w:shd w:fill="F2F2F2"/>
+            <w:vAlign w:val="center"/>
+          </w:tcPr>
+          <w:p>
+            <w:pPr>
+              <w:jc w:val="left"/>
+            </w:pPr>
+            <w:r/>
+            <w:r>
+              <w:rPr>
+                <w:sz w:val="17"/>
+              </w:rPr>
+              <w:t>Data Analysis Plan</w:t>
+            </w:r>
+          </w:p>
+        </w:tc>
+        <w:tc>
+          <w:tcPr>
+            <w:tcW w:type="dxa" w:w="1900"/>
+            <w:tcMar>
+              <w:top w:w="100" w:type="dxa"/>
+              <w:left w:w="100" w:type="dxa"/>
+              <w:bottom w:w="100" w:type="dxa"/>
+              <w:right w:w="100" w:type="dxa"/>
+            </w:tcMar>
+            <w:shd w:fill="F2F2F2"/>
+            <w:vAlign w:val="center"/>
+          </w:tcPr>
+          <w:p>
+            <w:pPr>
+              <w:jc w:val="center"/>
+            </w:pPr>
+            <w:r/>
+            <w:r>
+              <w:rPr>
+                <w:sz w:val="17"/>
+              </w:rPr>
+              <w:t>10%</w:t>
+            </w:r>
+          </w:p>
+        </w:tc>
+        <w:tc>
+          <w:tcPr>
+            <w:tcW w:type="dxa" w:w="4124"/>
+            <w:tcMar>
+              <w:top w:w="100" w:type="dxa"/>
+              <w:left w:w="100" w:type="dxa"/>
+              <w:bottom w:w="100" w:type="dxa"/>
+              <w:right w:w="100" w:type="dxa"/>
+            </w:tcMar>
+            <w:shd w:fill="F2F2F2"/>
+            <w:vAlign w:val="center"/>
+          </w:tcPr>
+          <w:p>
+            <w:pPr>
+              <w:jc w:val="left"/>
+            </w:pPr>
+            <w:r/>
+            <w:r>
+              <w:rPr>
+                <w:sz w:val="17"/>
+              </w:rPr>
+              <w:t>Data Analysis and Interpretation</w:t>
+            </w:r>
+          </w:p>
+        </w:tc>
+      </w:tr>
+      <w:tr>
+        <w:tc>
+          <w:tcPr>
+            <w:tcW w:type="dxa" w:w="4200"/>
+            <w:tcMar>
+              <w:top w:w="100" w:type="dxa"/>
+              <w:left w:w="100" w:type="dxa"/>
+              <w:bottom w:w="100" w:type="dxa"/>
+              <w:right w:w="100" w:type="dxa"/>
+            </w:tcMar>
+            <w:vAlign w:val="center"/>
+          </w:tcPr>
+          <w:p>
+            <w:pPr>
+              <w:jc w:val="left"/>
+            </w:pPr>
+            <w:r/>
+            <w:r>
+              <w:rPr>
+                <w:sz w:val="17"/>
+              </w:rPr>
+              <w:t>Calculations, Statistics, or Analysis Notes</w:t>
+            </w:r>
+          </w:p>
+        </w:tc>
+        <w:tc>
+          <w:tcPr>
+            <w:tcW w:type="dxa" w:w="1900"/>
+            <w:tcMar>
+              <w:top w:w="100" w:type="dxa"/>
+              <w:left w:w="100" w:type="dxa"/>
+              <w:bottom w:w="100" w:type="dxa"/>
+              <w:right w:w="100" w:type="dxa"/>
+            </w:tcMar>
+            <w:vAlign w:val="center"/>
+          </w:tcPr>
+          <w:p>
+            <w:pPr>
+              <w:jc w:val="center"/>
+            </w:pPr>
+            <w:r/>
+            <w:r>
+              <w:rPr>
+                <w:sz w:val="17"/>
+              </w:rPr>
+              <w:t>20%</w:t>
+            </w:r>
+          </w:p>
+        </w:tc>
+        <w:tc>
+          <w:tcPr>
+            <w:tcW w:type="dxa" w:w="4124"/>
+            <w:tcMar>
+              <w:top w:w="100" w:type="dxa"/>
+              <w:left w:w="100" w:type="dxa"/>
+              <w:bottom w:w="100" w:type="dxa"/>
+              <w:right w:w="100" w:type="dxa"/>
+            </w:tcMar>
+            <w:vAlign w:val="center"/>
+          </w:tcPr>
+          <w:p>
+            <w:pPr>
+              <w:jc w:val="left"/>
+            </w:pPr>
+            <w:r/>
+            <w:r>
+              <w:rPr>
+                <w:sz w:val="17"/>
+              </w:rPr>
+              <w:t>Data Analysis and Interpretation</w:t>
+            </w:r>
+          </w:p>
+        </w:tc>
+      </w:tr>
+      <w:tr>
+        <w:tc>
+          <w:tcPr>
+            <w:tcW w:type="dxa" w:w="4200"/>
+            <w:tcMar>
+              <w:top w:w="100" w:type="dxa"/>
+              <w:left w:w="100" w:type="dxa"/>
+              <w:bottom w:w="100" w:type="dxa"/>
+              <w:right w:w="100" w:type="dxa"/>
+            </w:tcMar>
+            <w:shd w:fill="F2F2F2"/>
+            <w:vAlign w:val="center"/>
+          </w:tcPr>
+          <w:p>
+            <w:pPr>
+              <w:jc w:val="left"/>
+            </w:pPr>
+            <w:r/>
+            <w:r>
+              <w:rPr>
+                <w:sz w:val="17"/>
+              </w:rPr>
+              <w:t>Graphs, Tables, and Visuals</w:t>
+            </w:r>
+          </w:p>
+        </w:tc>
+        <w:tc>
+          <w:tcPr>
+            <w:tcW w:type="dxa" w:w="1900"/>
+            <w:tcMar>
+              <w:top w:w="100" w:type="dxa"/>
+              <w:left w:w="100" w:type="dxa"/>
+              <w:bottom w:w="100" w:type="dxa"/>
+              <w:right w:w="100" w:type="dxa"/>
+            </w:tcMar>
+            <w:shd w:fill="F2F2F2"/>
+            <w:vAlign w:val="center"/>
+          </w:tcPr>
+          <w:p>
+            <w:pPr>
+              <w:jc w:val="center"/>
+            </w:pPr>
+            <w:r/>
+            <w:r>
+              <w:rPr>
+                <w:sz w:val="17"/>
+              </w:rPr>
+              <w:t>20%</w:t>
+            </w:r>
+          </w:p>
+        </w:tc>
+        <w:tc>
+          <w:tcPr>
+            <w:tcW w:type="dxa" w:w="4124"/>
+            <w:tcMar>
+              <w:top w:w="100" w:type="dxa"/>
+              <w:left w:w="100" w:type="dxa"/>
+              <w:bottom w:w="100" w:type="dxa"/>
+              <w:right w:w="100" w:type="dxa"/>
+            </w:tcMar>
+            <w:shd w:fill="F2F2F2"/>
+            <w:vAlign w:val="center"/>
+          </w:tcPr>
+          <w:p>
+            <w:pPr>
+              <w:jc w:val="left"/>
+            </w:pPr>
+            <w:r/>
+            <w:r>
+              <w:rPr>
+                <w:sz w:val="17"/>
+              </w:rPr>
+              <w:t>Data Analysis and Interpretation</w:t>
+            </w:r>
+          </w:p>
+        </w:tc>
+      </w:tr>
+      <w:tr>
+        <w:tc>
+          <w:tcPr>
+            <w:tcW w:type="dxa" w:w="4200"/>
+            <w:tcMar>
+              <w:top w:w="100" w:type="dxa"/>
+              <w:left w:w="100" w:type="dxa"/>
+              <w:bottom w:w="100" w:type="dxa"/>
+              <w:right w:w="100" w:type="dxa"/>
+            </w:tcMar>
+            <w:vAlign w:val="center"/>
+          </w:tcPr>
+          <w:p>
+            <w:pPr>
+              <w:jc w:val="left"/>
+            </w:pPr>
+            <w:r/>
+            <w:r>
+              <w:rPr>
+                <w:sz w:val="17"/>
+              </w:rPr>
+              <w:t>Error, Uncertainty, and Limitations Review</w:t>
+            </w:r>
+          </w:p>
+        </w:tc>
+        <w:tc>
+          <w:tcPr>
+            <w:tcW w:type="dxa" w:w="1900"/>
+            <w:tcMar>
+              <w:top w:w="100" w:type="dxa"/>
+              <w:left w:w="100" w:type="dxa"/>
+              <w:bottom w:w="100" w:type="dxa"/>
+              <w:right w:w="100" w:type="dxa"/>
+            </w:tcMar>
+            <w:vAlign w:val="center"/>
+          </w:tcPr>
+          <w:p>
+            <w:pPr>
+              <w:jc w:val="center"/>
+            </w:pPr>
+            <w:r/>
+            <w:r>
+              <w:rPr>
+                <w:sz w:val="17"/>
+              </w:rPr>
+              <w:t>15%</w:t>
+            </w:r>
+          </w:p>
+        </w:tc>
+        <w:tc>
+          <w:tcPr>
+            <w:tcW w:type="dxa" w:w="4124"/>
+            <w:tcMar>
+              <w:top w:w="100" w:type="dxa"/>
+              <w:left w:w="100" w:type="dxa"/>
+              <w:bottom w:w="100" w:type="dxa"/>
+              <w:right w:w="100" w:type="dxa"/>
+            </w:tcMar>
+            <w:vAlign w:val="center"/>
+          </w:tcPr>
+          <w:p>
+            <w:pPr>
+              <w:jc w:val="left"/>
+            </w:pPr>
+            <w:r/>
+            <w:r>
+              <w:rPr>
+                <w:sz w:val="17"/>
+              </w:rPr>
+              <w:t>Data Analysis and Interpretation</w:t>
+            </w:r>
+          </w:p>
+        </w:tc>
+      </w:tr>
+      <w:tr>
+        <w:tc>
+          <w:tcPr>
+            <w:tcW w:type="dxa" w:w="4200"/>
+            <w:tcMar>
+              <w:top w:w="100" w:type="dxa"/>
+              <w:left w:w="100" w:type="dxa"/>
+              <w:bottom w:w="100" w:type="dxa"/>
+              <w:right w:w="100" w:type="dxa"/>
+            </w:tcMar>
+            <w:shd w:fill="F2F2F2"/>
+            <w:vAlign w:val="center"/>
+          </w:tcPr>
+          <w:p>
+            <w:pPr>
+              <w:jc w:val="left"/>
+            </w:pPr>
+            <w:r/>
+            <w:r>
+              <w:rPr>
+                <w:sz w:val="17"/>
+              </w:rPr>
+              <w:t>Claim-Evidence-Reasoning Interpretation</w:t>
+            </w:r>
+          </w:p>
+        </w:tc>
+        <w:tc>
+          <w:tcPr>
+            <w:tcW w:type="dxa" w:w="1900"/>
+            <w:tcMar>
+              <w:top w:w="100" w:type="dxa"/>
+              <w:left w:w="100" w:type="dxa"/>
+              <w:bottom w:w="100" w:type="dxa"/>
+              <w:right w:w="100" w:type="dxa"/>
+            </w:tcMar>
+            <w:shd w:fill="F2F2F2"/>
+            <w:vAlign w:val="center"/>
+          </w:tcPr>
+          <w:p>
+            <w:pPr>
+              <w:jc w:val="center"/>
+            </w:pPr>
+            <w:r/>
+            <w:r>
+              <w:rPr>
+                <w:sz w:val="17"/>
+              </w:rPr>
+              <w:t>10%</w:t>
+            </w:r>
+          </w:p>
+        </w:tc>
+        <w:tc>
+          <w:tcPr>
+            <w:tcW w:type="dxa" w:w="4124"/>
+            <w:tcMar>
+              <w:top w:w="100" w:type="dxa"/>
+              <w:left w:w="100" w:type="dxa"/>
+              <w:bottom w:w="100" w:type="dxa"/>
+              <w:right w:w="100" w:type="dxa"/>
+            </w:tcMar>
+            <w:shd w:fill="F2F2F2"/>
+            <w:vAlign w:val="center"/>
+          </w:tcPr>
+          <w:p>
+            <w:pPr>
+              <w:jc w:val="left"/>
+            </w:pPr>
+            <w:r/>
+            <w:r>
+              <w:rPr>
+                <w:sz w:val="17"/>
+              </w:rPr>
+              <w:t>Data Analysis and Interpretation</w:t>
+            </w:r>
+          </w:p>
+        </w:tc>
+      </w:tr>
+      <w:tr>
+        <w:tc>
+          <w:tcPr>
+            <w:tcW w:type="dxa" w:w="4200"/>
+            <w:tcMar>
+              <w:top w:w="100" w:type="dxa"/>
+              <w:left w:w="100" w:type="dxa"/>
+              <w:bottom w:w="100" w:type="dxa"/>
+              <w:right w:w="100" w:type="dxa"/>
+            </w:tcMar>
+            <w:vAlign w:val="center"/>
+          </w:tcPr>
+          <w:p>
+            <w:pPr>
+              <w:jc w:val="left"/>
+            </w:pPr>
+            <w:r/>
+            <w:r>
+              <w:rPr>
+                <w:sz w:val="17"/>
+              </w:rPr>
+              <w:t>Unit 4 Analysis Summary</w:t>
+            </w:r>
+          </w:p>
+        </w:tc>
+        <w:tc>
+          <w:tcPr>
+            <w:tcW w:type="dxa" w:w="1900"/>
+            <w:tcMar>
+              <w:top w:w="100" w:type="dxa"/>
+              <w:left w:w="100" w:type="dxa"/>
+              <w:bottom w:w="100" w:type="dxa"/>
+              <w:right w:w="100" w:type="dxa"/>
+            </w:tcMar>
+            <w:vAlign w:val="center"/>
+          </w:tcPr>
+          <w:p>
+            <w:pPr>
+              <w:jc w:val="center"/>
+            </w:pPr>
+            <w:r/>
+            <w:r>
+              <w:rPr>
+                <w:sz w:val="17"/>
+              </w:rPr>
+              <w:t>10%</w:t>
+            </w:r>
+          </w:p>
+        </w:tc>
+        <w:tc>
+          <w:tcPr>
+            <w:tcW w:type="dxa" w:w="4124"/>
+            <w:tcMar>
+              <w:top w:w="100" w:type="dxa"/>
+              <w:left w:w="100" w:type="dxa"/>
+              <w:bottom w:w="100" w:type="dxa"/>
+              <w:right w:w="100" w:type="dxa"/>
+            </w:tcMar>
+            <w:vAlign w:val="center"/>
+          </w:tcPr>
+          <w:p>
+            <w:pPr>
+              <w:jc w:val="left"/>
+            </w:pPr>
+            <w:r/>
+            <w:r>
+              <w:rPr>
+                <w:sz w:val="17"/>
+              </w:rPr>
+              <w:t>Data Analysis and Interpretation</w:t>
+            </w:r>
+          </w:p>
+        </w:tc>
+      </w:tr>
+    </w:tbl>
+    <w:p/>
+    <w:p>
+      <w:pPr>
+        <w:pStyle w:val="Heading3"/>
+        <w:keepNext/>
+        <w:pageBreakBefore/>
+      </w:pPr>
+      <w:r>
+        <w:t>Unit 5: Scientific Reporting and Presentation Preparation</w:t>
+      </w:r>
+    </w:p>
+    <w:tbl>
+      <w:tblPr>
+        <w:tblStyle w:val="TableGrid"/>
+        <w:tblW w:type="dxa" w:w="10224"/>
+        <w:tblLayout w:type="fixed"/>
+        <w:tblLook w:firstColumn="1" w:firstRow="1" w:lastColumn="0" w:lastRow="0" w:noHBand="0" w:noVBand="1" w:val="04A0"/>
+      </w:tblPr>
+      <w:tblGrid>
+        <w:gridCol w:w="4200"/>
+        <w:gridCol w:w="1900"/>
+        <w:gridCol w:w="4124"/>
+      </w:tblGrid>
+      <w:tr>
+        <w:trPr>
+          <w:tblHeader w:val="true"/>
+        </w:trPr>
+        <w:tc>
+          <w:tcPr>
+            <w:tcW w:type="dxa" w:w="4200"/>
+            <w:shd w:fill="C00000"/>
+            <w:tcMar>
+              <w:top w:w="100" w:type="dxa"/>
+              <w:left w:w="100" w:type="dxa"/>
+              <w:bottom w:w="100" w:type="dxa"/>
+              <w:right w:w="100" w:type="dxa"/>
+            </w:tcMar>
+            <w:vAlign w:val="center"/>
+          </w:tcPr>
+          <w:p>
+            <w:pPr>
+              <w:jc w:val="left"/>
+            </w:pPr>
+            <w:r/>
+            <w:r>
+              <w:rPr>
+                <w:b/>
+                <w:color w:val="FFFFFF"/>
+                <w:sz w:val="18"/>
+              </w:rPr>
+              <w:t>Assessment Evidence</w:t>
+            </w:r>
+          </w:p>
+        </w:tc>
+        <w:tc>
+          <w:tcPr>
+            <w:tcW w:type="dxa" w:w="1900"/>
+            <w:shd w:fill="C00000"/>
+            <w:tcMar>
+              <w:top w:w="100" w:type="dxa"/>
+              <w:left w:w="100" w:type="dxa"/>
+              <w:bottom w:w="100" w:type="dxa"/>
+              <w:right w:w="100" w:type="dxa"/>
+            </w:tcMar>
+            <w:vAlign w:val="center"/>
+          </w:tcPr>
+          <w:p>
+            <w:pPr>
+              <w:jc w:val="left"/>
+            </w:pPr>
+            <w:r/>
+            <w:r>
+              <w:rPr>
+                <w:b/>
+                <w:color w:val="FFFFFF"/>
+                <w:sz w:val="18"/>
+              </w:rPr>
+              <w:t>Suggested Within-Unit Weight</w:t>
+            </w:r>
+          </w:p>
+        </w:tc>
+        <w:tc>
+          <w:tcPr>
+            <w:tcW w:type="dxa" w:w="4124"/>
+            <w:shd w:fill="C00000"/>
+            <w:tcMar>
+              <w:top w:w="100" w:type="dxa"/>
+              <w:left w:w="100" w:type="dxa"/>
+              <w:bottom w:w="100" w:type="dxa"/>
+              <w:right w:w="100" w:type="dxa"/>
+            </w:tcMar>
+            <w:vAlign w:val="center"/>
+          </w:tcPr>
+          <w:p>
+            <w:pPr>
+              <w:jc w:val="left"/>
+            </w:pPr>
+            <w:r/>
+            <w:r>
+              <w:rPr>
+                <w:b/>
+                <w:color w:val="FFFFFF"/>
+                <w:sz w:val="18"/>
+              </w:rPr>
+              <w:t>Official Gradebook Category</w:t>
+            </w:r>
+          </w:p>
+        </w:tc>
+      </w:tr>
+      <w:tr>
+        <w:tc>
+          <w:tcPr>
+            <w:tcW w:type="dxa" w:w="4200"/>
+            <w:tcMar>
+              <w:top w:w="100" w:type="dxa"/>
+              <w:left w:w="100" w:type="dxa"/>
+              <w:bottom w:w="100" w:type="dxa"/>
+              <w:right w:w="100" w:type="dxa"/>
+            </w:tcMar>
+            <w:vAlign w:val="center"/>
+          </w:tcPr>
+          <w:p>
+            <w:pPr>
+              <w:jc w:val="left"/>
+            </w:pPr>
+            <w:r/>
+            <w:r>
+              <w:rPr>
+                <w:sz w:val="17"/>
+              </w:rPr>
+              <w:t>Introduction Draft</w:t>
+            </w:r>
+          </w:p>
+        </w:tc>
+        <w:tc>
+          <w:tcPr>
+            <w:tcW w:type="dxa" w:w="1900"/>
+            <w:tcMar>
+              <w:top w:w="100" w:type="dxa"/>
+              <w:left w:w="100" w:type="dxa"/>
+              <w:bottom w:w="100" w:type="dxa"/>
+              <w:right w:w="100" w:type="dxa"/>
+            </w:tcMar>
+            <w:vAlign w:val="center"/>
+          </w:tcPr>
+          <w:p>
+            <w:pPr>
+              <w:jc w:val="center"/>
+            </w:pPr>
+            <w:r/>
+            <w:r>
+              <w:rPr>
+                <w:sz w:val="17"/>
+              </w:rPr>
+              <w:t>5%</w:t>
+            </w:r>
+          </w:p>
+        </w:tc>
+        <w:tc>
+          <w:tcPr>
+            <w:tcW w:type="dxa" w:w="4124"/>
+            <w:tcMar>
+              <w:top w:w="100" w:type="dxa"/>
+              <w:left w:w="100" w:type="dxa"/>
+              <w:bottom w:w="100" w:type="dxa"/>
+              <w:right w:w="100" w:type="dxa"/>
+            </w:tcMar>
+            <w:vAlign w:val="center"/>
+          </w:tcPr>
+          <w:p>
+            <w:pPr>
+              <w:jc w:val="left"/>
+            </w:pPr>
+            <w:r/>
+            <w:r>
+              <w:rPr>
+                <w:sz w:val="17"/>
+              </w:rPr>
+              <w:t>Final Research Report</w:t>
+            </w:r>
+          </w:p>
+        </w:tc>
+      </w:tr>
+      <w:tr>
+        <w:tc>
+          <w:tcPr>
+            <w:tcW w:type="dxa" w:w="4200"/>
+            <w:tcMar>
+              <w:top w:w="100" w:type="dxa"/>
+              <w:left w:w="100" w:type="dxa"/>
+              <w:bottom w:w="100" w:type="dxa"/>
+              <w:right w:w="100" w:type="dxa"/>
+            </w:tcMar>
+            <w:shd w:fill="F2F2F2"/>
+            <w:vAlign w:val="center"/>
+          </w:tcPr>
+          <w:p>
+            <w:pPr>
+              <w:jc w:val="left"/>
+            </w:pPr>
+            <w:r/>
+            <w:r>
+              <w:rPr>
+                <w:sz w:val="17"/>
+              </w:rPr>
+              <w:t>Methods Draft</w:t>
+            </w:r>
+          </w:p>
+        </w:tc>
+        <w:tc>
+          <w:tcPr>
+            <w:tcW w:type="dxa" w:w="1900"/>
+            <w:tcMar>
+              <w:top w:w="100" w:type="dxa"/>
+              <w:left w:w="100" w:type="dxa"/>
+              <w:bottom w:w="100" w:type="dxa"/>
+              <w:right w:w="100" w:type="dxa"/>
+            </w:tcMar>
+            <w:shd w:fill="F2F2F2"/>
+            <w:vAlign w:val="center"/>
+          </w:tcPr>
+          <w:p>
+            <w:pPr>
+              <w:jc w:val="center"/>
+            </w:pPr>
+            <w:r/>
+            <w:r>
+              <w:rPr>
+                <w:sz w:val="17"/>
+              </w:rPr>
+              <w:t>5%</w:t>
+            </w:r>
+          </w:p>
+        </w:tc>
+        <w:tc>
+          <w:tcPr>
+            <w:tcW w:type="dxa" w:w="4124"/>
+            <w:tcMar>
+              <w:top w:w="100" w:type="dxa"/>
+              <w:left w:w="100" w:type="dxa"/>
+              <w:bottom w:w="100" w:type="dxa"/>
+              <w:right w:w="100" w:type="dxa"/>
+            </w:tcMar>
+            <w:shd w:fill="F2F2F2"/>
+            <w:vAlign w:val="center"/>
+          </w:tcPr>
+          <w:p>
+            <w:pPr>
+              <w:jc w:val="left"/>
+            </w:pPr>
+            <w:r/>
+            <w:r>
+              <w:rPr>
+                <w:sz w:val="17"/>
+              </w:rPr>
+              <w:t>Final Research Report</w:t>
+            </w:r>
+          </w:p>
+        </w:tc>
+      </w:tr>
+      <w:tr>
+        <w:tc>
+          <w:tcPr>
+            <w:tcW w:type="dxa" w:w="4200"/>
+            <w:tcMar>
+              <w:top w:w="100" w:type="dxa"/>
+              <w:left w:w="100" w:type="dxa"/>
+              <w:bottom w:w="100" w:type="dxa"/>
+              <w:right w:w="100" w:type="dxa"/>
+            </w:tcMar>
+            <w:vAlign w:val="center"/>
+          </w:tcPr>
+          <w:p>
+            <w:pPr>
+              <w:jc w:val="left"/>
+            </w:pPr>
+            <w:r/>
+            <w:r>
+              <w:rPr>
+                <w:sz w:val="17"/>
+              </w:rPr>
+              <w:t>Results and Figures Draft</w:t>
+            </w:r>
+          </w:p>
+        </w:tc>
+        <w:tc>
+          <w:tcPr>
+            <w:tcW w:type="dxa" w:w="1900"/>
+            <w:tcMar>
+              <w:top w:w="100" w:type="dxa"/>
+              <w:left w:w="100" w:type="dxa"/>
+              <w:bottom w:w="100" w:type="dxa"/>
+              <w:right w:w="100" w:type="dxa"/>
+            </w:tcMar>
+            <w:vAlign w:val="center"/>
+          </w:tcPr>
+          <w:p>
+            <w:pPr>
+              <w:jc w:val="center"/>
+            </w:pPr>
+            <w:r/>
+            <w:r>
+              <w:rPr>
+                <w:sz w:val="17"/>
+              </w:rPr>
+              <w:t>10%</w:t>
+            </w:r>
+          </w:p>
+        </w:tc>
+        <w:tc>
+          <w:tcPr>
+            <w:tcW w:type="dxa" w:w="4124"/>
+            <w:tcMar>
+              <w:top w:w="100" w:type="dxa"/>
+              <w:left w:w="100" w:type="dxa"/>
+              <w:bottom w:w="100" w:type="dxa"/>
+              <w:right w:w="100" w:type="dxa"/>
+            </w:tcMar>
+            <w:vAlign w:val="center"/>
+          </w:tcPr>
+          <w:p>
+            <w:pPr>
+              <w:jc w:val="left"/>
+            </w:pPr>
+            <w:r/>
+            <w:r>
+              <w:rPr>
+                <w:sz w:val="17"/>
+              </w:rPr>
+              <w:t>Final Research Report</w:t>
+            </w:r>
+          </w:p>
+        </w:tc>
+      </w:tr>
+      <w:tr>
+        <w:tc>
+          <w:tcPr>
+            <w:tcW w:type="dxa" w:w="4200"/>
+            <w:tcMar>
+              <w:top w:w="100" w:type="dxa"/>
+              <w:left w:w="100" w:type="dxa"/>
+              <w:bottom w:w="100" w:type="dxa"/>
+              <w:right w:w="100" w:type="dxa"/>
+            </w:tcMar>
+            <w:shd w:fill="F2F2F2"/>
+            <w:vAlign w:val="center"/>
+          </w:tcPr>
+          <w:p>
+            <w:pPr>
+              <w:jc w:val="left"/>
+            </w:pPr>
+            <w:r/>
+            <w:r>
+              <w:rPr>
+                <w:sz w:val="17"/>
+              </w:rPr>
+              <w:t>Discussion Draft</w:t>
+            </w:r>
+          </w:p>
+        </w:tc>
+        <w:tc>
+          <w:tcPr>
+            <w:tcW w:type="dxa" w:w="1900"/>
+            <w:tcMar>
+              <w:top w:w="100" w:type="dxa"/>
+              <w:left w:w="100" w:type="dxa"/>
+              <w:bottom w:w="100" w:type="dxa"/>
+              <w:right w:w="100" w:type="dxa"/>
+            </w:tcMar>
+            <w:shd w:fill="F2F2F2"/>
+            <w:vAlign w:val="center"/>
+          </w:tcPr>
+          <w:p>
+            <w:pPr>
+              <w:jc w:val="center"/>
+            </w:pPr>
+            <w:r/>
+            <w:r>
+              <w:rPr>
+                <w:sz w:val="17"/>
+              </w:rPr>
+              <w:t>10%</w:t>
+            </w:r>
+          </w:p>
+        </w:tc>
+        <w:tc>
+          <w:tcPr>
+            <w:tcW w:type="dxa" w:w="4124"/>
+            <w:tcMar>
+              <w:top w:w="100" w:type="dxa"/>
+              <w:left w:w="100" w:type="dxa"/>
+              <w:bottom w:w="100" w:type="dxa"/>
+              <w:right w:w="100" w:type="dxa"/>
+            </w:tcMar>
+            <w:shd w:fill="F2F2F2"/>
+            <w:vAlign w:val="center"/>
+          </w:tcPr>
+          <w:p>
+            <w:pPr>
+              <w:jc w:val="left"/>
+            </w:pPr>
+            <w:r/>
+            <w:r>
+              <w:rPr>
+                <w:sz w:val="17"/>
+              </w:rPr>
+              <w:t>Final Research Report</w:t>
+            </w:r>
+          </w:p>
+        </w:tc>
+      </w:tr>
+      <w:tr>
+        <w:tc>
+          <w:tcPr>
+            <w:tcW w:type="dxa" w:w="4200"/>
+            <w:tcMar>
+              <w:top w:w="100" w:type="dxa"/>
+              <w:left w:w="100" w:type="dxa"/>
+              <w:bottom w:w="100" w:type="dxa"/>
+              <w:right w:w="100" w:type="dxa"/>
+            </w:tcMar>
+            <w:vAlign w:val="center"/>
+          </w:tcPr>
+          <w:p>
+            <w:pPr>
+              <w:jc w:val="left"/>
+            </w:pPr>
+            <w:r/>
+            <w:r>
+              <w:rPr>
+                <w:sz w:val="17"/>
+              </w:rPr>
+              <w:t>Full Report Draft</w:t>
+            </w:r>
+          </w:p>
+        </w:tc>
+        <w:tc>
+          <w:tcPr>
+            <w:tcW w:type="dxa" w:w="1900"/>
+            <w:tcMar>
+              <w:top w:w="100" w:type="dxa"/>
+              <w:left w:w="100" w:type="dxa"/>
+              <w:bottom w:w="100" w:type="dxa"/>
+              <w:right w:w="100" w:type="dxa"/>
+            </w:tcMar>
+            <w:vAlign w:val="center"/>
+          </w:tcPr>
+          <w:p>
+            <w:pPr>
+              <w:jc w:val="center"/>
+            </w:pPr>
+            <w:r/>
+            <w:r>
+              <w:rPr>
+                <w:sz w:val="17"/>
+              </w:rPr>
+              <w:t>10%</w:t>
+            </w:r>
+          </w:p>
+        </w:tc>
+        <w:tc>
+          <w:tcPr>
+            <w:tcW w:type="dxa" w:w="4124"/>
+            <w:tcMar>
+              <w:top w:w="100" w:type="dxa"/>
+              <w:left w:w="100" w:type="dxa"/>
+              <w:bottom w:w="100" w:type="dxa"/>
+              <w:right w:w="100" w:type="dxa"/>
+            </w:tcMar>
+            <w:vAlign w:val="center"/>
+          </w:tcPr>
+          <w:p>
+            <w:pPr>
+              <w:jc w:val="left"/>
+            </w:pPr>
+            <w:r/>
+            <w:r>
+              <w:rPr>
+                <w:sz w:val="17"/>
+              </w:rPr>
+              <w:t>Final Research Report</w:t>
+            </w:r>
+          </w:p>
+        </w:tc>
+      </w:tr>
+      <w:tr>
+        <w:tc>
+          <w:tcPr>
+            <w:tcW w:type="dxa" w:w="4200"/>
+            <w:tcMar>
+              <w:top w:w="100" w:type="dxa"/>
+              <w:left w:w="100" w:type="dxa"/>
+              <w:bottom w:w="100" w:type="dxa"/>
+              <w:right w:w="100" w:type="dxa"/>
+            </w:tcMar>
+            <w:shd w:fill="F2F2F2"/>
+            <w:vAlign w:val="center"/>
+          </w:tcPr>
+          <w:p>
+            <w:pPr>
+              <w:jc w:val="left"/>
+            </w:pPr>
+            <w:r/>
+            <w:r>
+              <w:rPr>
+                <w:sz w:val="17"/>
+              </w:rPr>
+              <w:t>Peer Review Quality</w:t>
+            </w:r>
+          </w:p>
+        </w:tc>
+        <w:tc>
+          <w:tcPr>
+            <w:tcW w:type="dxa" w:w="1900"/>
+            <w:tcMar>
+              <w:top w:w="100" w:type="dxa"/>
+              <w:left w:w="100" w:type="dxa"/>
+              <w:bottom w:w="100" w:type="dxa"/>
+              <w:right w:w="100" w:type="dxa"/>
+            </w:tcMar>
+            <w:shd w:fill="F2F2F2"/>
+            <w:vAlign w:val="center"/>
+          </w:tcPr>
+          <w:p>
+            <w:pPr>
+              <w:jc w:val="center"/>
+            </w:pPr>
+            <w:r/>
+            <w:r>
+              <w:rPr>
+                <w:sz w:val="17"/>
+              </w:rPr>
+              <w:t>10%</w:t>
+            </w:r>
+          </w:p>
+        </w:tc>
+        <w:tc>
+          <w:tcPr>
+            <w:tcW w:type="dxa" w:w="4124"/>
+            <w:tcMar>
+              <w:top w:w="100" w:type="dxa"/>
+              <w:left w:w="100" w:type="dxa"/>
+              <w:bottom w:w="100" w:type="dxa"/>
+              <w:right w:w="100" w:type="dxa"/>
+            </w:tcMar>
+            <w:shd w:fill="F2F2F2"/>
+            <w:vAlign w:val="center"/>
+          </w:tcPr>
+          <w:p>
+            <w:pPr>
+              <w:jc w:val="left"/>
+            </w:pPr>
+            <w:r/>
+            <w:r>
+              <w:rPr>
+                <w:sz w:val="17"/>
+              </w:rPr>
+              <w:t>Final Research Report</w:t>
+            </w:r>
+          </w:p>
+        </w:tc>
+      </w:tr>
+      <w:tr>
+        <w:tc>
+          <w:tcPr>
+            <w:tcW w:type="dxa" w:w="4200"/>
+            <w:tcMar>
+              <w:top w:w="100" w:type="dxa"/>
+              <w:left w:w="100" w:type="dxa"/>
+              <w:bottom w:w="100" w:type="dxa"/>
+              <w:right w:w="100" w:type="dxa"/>
+            </w:tcMar>
+            <w:vAlign w:val="center"/>
+          </w:tcPr>
+          <w:p>
+            <w:pPr>
+              <w:jc w:val="left"/>
+            </w:pPr>
+            <w:r/>
+            <w:r>
+              <w:rPr>
+                <w:sz w:val="17"/>
+              </w:rPr>
+              <w:t>Revised Scientific Report</w:t>
+            </w:r>
+          </w:p>
+        </w:tc>
+        <w:tc>
+          <w:tcPr>
+            <w:tcW w:type="dxa" w:w="1900"/>
+            <w:tcMar>
+              <w:top w:w="100" w:type="dxa"/>
+              <w:left w:w="100" w:type="dxa"/>
+              <w:bottom w:w="100" w:type="dxa"/>
+              <w:right w:w="100" w:type="dxa"/>
+            </w:tcMar>
+            <w:vAlign w:val="center"/>
+          </w:tcPr>
+          <w:p>
+            <w:pPr>
+              <w:jc w:val="center"/>
+            </w:pPr>
+            <w:r/>
+            <w:r>
+              <w:rPr>
+                <w:sz w:val="17"/>
+              </w:rPr>
+              <w:t>25%</w:t>
+            </w:r>
+          </w:p>
+        </w:tc>
+        <w:tc>
+          <w:tcPr>
+            <w:tcW w:type="dxa" w:w="4124"/>
+            <w:tcMar>
+              <w:top w:w="100" w:type="dxa"/>
+              <w:left w:w="100" w:type="dxa"/>
+              <w:bottom w:w="100" w:type="dxa"/>
+              <w:right w:w="100" w:type="dxa"/>
+            </w:tcMar>
+            <w:vAlign w:val="center"/>
+          </w:tcPr>
+          <w:p>
+            <w:pPr>
+              <w:jc w:val="left"/>
+            </w:pPr>
+            <w:r/>
+            <w:r>
+              <w:rPr>
+                <w:sz w:val="17"/>
+              </w:rPr>
+              <w:t>Final Research Report</w:t>
+            </w:r>
+          </w:p>
+        </w:tc>
+      </w:tr>
+      <w:tr>
+        <w:tc>
+          <w:tcPr>
+            <w:tcW w:type="dxa" w:w="4200"/>
+            <w:tcMar>
+              <w:top w:w="100" w:type="dxa"/>
+              <w:left w:w="100" w:type="dxa"/>
+              <w:bottom w:w="100" w:type="dxa"/>
+              <w:right w:w="100" w:type="dxa"/>
+            </w:tcMar>
+            <w:shd w:fill="F2F2F2"/>
+            <w:vAlign w:val="center"/>
+          </w:tcPr>
+          <w:p>
+            <w:pPr>
+              <w:jc w:val="left"/>
+            </w:pPr>
+            <w:r/>
+            <w:r>
+              <w:rPr>
+                <w:sz w:val="17"/>
+              </w:rPr>
+              <w:t>Visual Aid or Presentation Product</w:t>
+            </w:r>
+          </w:p>
+        </w:tc>
+        <w:tc>
+          <w:tcPr>
+            <w:tcW w:type="dxa" w:w="1900"/>
+            <w:tcMar>
+              <w:top w:w="100" w:type="dxa"/>
+              <w:left w:w="100" w:type="dxa"/>
+              <w:bottom w:w="100" w:type="dxa"/>
+              <w:right w:w="100" w:type="dxa"/>
+            </w:tcMar>
+            <w:shd w:fill="F2F2F2"/>
+            <w:vAlign w:val="center"/>
+          </w:tcPr>
+          <w:p>
+            <w:pPr>
+              <w:jc w:val="center"/>
+            </w:pPr>
+            <w:r/>
+            <w:r>
+              <w:rPr>
+                <w:sz w:val="17"/>
+              </w:rPr>
+              <w:t>15%</w:t>
+            </w:r>
+          </w:p>
+        </w:tc>
+        <w:tc>
+          <w:tcPr>
+            <w:tcW w:type="dxa" w:w="4124"/>
+            <w:tcMar>
+              <w:top w:w="100" w:type="dxa"/>
+              <w:left w:w="100" w:type="dxa"/>
+              <w:bottom w:w="100" w:type="dxa"/>
+              <w:right w:w="100" w:type="dxa"/>
+            </w:tcMar>
+            <w:shd w:fill="F2F2F2"/>
+            <w:vAlign w:val="center"/>
+          </w:tcPr>
+          <w:p>
+            <w:pPr>
+              <w:jc w:val="left"/>
+            </w:pPr>
+            <w:r/>
+            <w:r>
+              <w:rPr>
+                <w:sz w:val="17"/>
+              </w:rPr>
+              <w:t>Oral Presentation</w:t>
+            </w:r>
+          </w:p>
+        </w:tc>
+      </w:tr>
+      <w:tr>
+        <w:tc>
+          <w:tcPr>
+            <w:tcW w:type="dxa" w:w="4200"/>
+            <w:tcMar>
+              <w:top w:w="100" w:type="dxa"/>
+              <w:left w:w="100" w:type="dxa"/>
+              <w:bottom w:w="100" w:type="dxa"/>
+              <w:right w:w="100" w:type="dxa"/>
+            </w:tcMar>
+            <w:vAlign w:val="center"/>
+          </w:tcPr>
+          <w:p>
+            <w:pPr>
+              <w:jc w:val="left"/>
+            </w:pPr>
+            <w:r/>
+            <w:r>
+              <w:rPr>
+                <w:sz w:val="17"/>
+              </w:rPr>
+              <w:t>Practice Presentation and Reflection</w:t>
+            </w:r>
+          </w:p>
+        </w:tc>
+        <w:tc>
+          <w:tcPr>
+            <w:tcW w:type="dxa" w:w="1900"/>
+            <w:tcMar>
+              <w:top w:w="100" w:type="dxa"/>
+              <w:left w:w="100" w:type="dxa"/>
+              <w:bottom w:w="100" w:type="dxa"/>
+              <w:right w:w="100" w:type="dxa"/>
+            </w:tcMar>
+            <w:vAlign w:val="center"/>
+          </w:tcPr>
+          <w:p>
+            <w:pPr>
+              <w:jc w:val="center"/>
+            </w:pPr>
+            <w:r/>
+            <w:r>
+              <w:rPr>
+                <w:sz w:val="17"/>
+              </w:rPr>
+              <w:t>10%</w:t>
+            </w:r>
+          </w:p>
+        </w:tc>
+        <w:tc>
+          <w:tcPr>
+            <w:tcW w:type="dxa" w:w="4124"/>
+            <w:tcMar>
+              <w:top w:w="100" w:type="dxa"/>
+              <w:left w:w="100" w:type="dxa"/>
+              <w:bottom w:w="100" w:type="dxa"/>
+              <w:right w:w="100" w:type="dxa"/>
+            </w:tcMar>
+            <w:vAlign w:val="center"/>
+          </w:tcPr>
+          <w:p>
+            <w:pPr>
+              <w:jc w:val="left"/>
+            </w:pPr>
+            <w:r/>
+            <w:r>
+              <w:rPr>
+                <w:sz w:val="17"/>
+              </w:rPr>
+              <w:t>Oral Presentation</w:t>
+            </w:r>
+          </w:p>
+        </w:tc>
+      </w:tr>
+    </w:tbl>
+    <w:p/>
+    <w:p>
+      <w:pPr>
+        <w:pStyle w:val="Heading3"/>
+        <w:keepNext/>
+        <w:pageBreakBefore/>
+      </w:pPr>
+      <w:r>
+        <w:t>Unit 6: Project Presentation and Reflection</w:t>
+      </w:r>
+    </w:p>
+    <w:tbl>
+      <w:tblPr>
+        <w:tblStyle w:val="TableGrid"/>
+        <w:tblW w:type="dxa" w:w="10224"/>
+        <w:tblLayout w:type="fixed"/>
+        <w:tblLook w:firstColumn="1" w:firstRow="1" w:lastColumn="0" w:lastRow="0" w:noHBand="0" w:noVBand="1" w:val="04A0"/>
+      </w:tblPr>
+      <w:tblGrid>
+        <w:gridCol w:w="4200"/>
+        <w:gridCol w:w="1900"/>
+        <w:gridCol w:w="4124"/>
+      </w:tblGrid>
+      <w:tr>
+        <w:trPr>
+          <w:tblHeader w:val="true"/>
+        </w:trPr>
+        <w:tc>
+          <w:tcPr>
+            <w:tcW w:type="dxa" w:w="4200"/>
+            <w:shd w:fill="C00000"/>
+            <w:tcMar>
+              <w:top w:w="100" w:type="dxa"/>
+              <w:left w:w="100" w:type="dxa"/>
+              <w:bottom w:w="100" w:type="dxa"/>
+              <w:right w:w="100" w:type="dxa"/>
+            </w:tcMar>
+            <w:vAlign w:val="center"/>
+          </w:tcPr>
+          <w:p>
+            <w:pPr>
+              <w:jc w:val="left"/>
+            </w:pPr>
+            <w:r/>
+            <w:r>
+              <w:rPr>
+                <w:b/>
+                <w:color w:val="FFFFFF"/>
+                <w:sz w:val="18"/>
+              </w:rPr>
+              <w:t>Assessment Evidence</w:t>
+            </w:r>
+          </w:p>
+        </w:tc>
+        <w:tc>
+          <w:tcPr>
+            <w:tcW w:type="dxa" w:w="1900"/>
+            <w:shd w:fill="C00000"/>
+            <w:tcMar>
+              <w:top w:w="100" w:type="dxa"/>
+              <w:left w:w="100" w:type="dxa"/>
+              <w:bottom w:w="100" w:type="dxa"/>
+              <w:right w:w="100" w:type="dxa"/>
+            </w:tcMar>
+            <w:vAlign w:val="center"/>
+          </w:tcPr>
+          <w:p>
+            <w:pPr>
+              <w:jc w:val="left"/>
+            </w:pPr>
+            <w:r/>
+            <w:r>
+              <w:rPr>
+                <w:b/>
+                <w:color w:val="FFFFFF"/>
+                <w:sz w:val="18"/>
+              </w:rPr>
+              <w:t>Suggested Within-Unit Weight</w:t>
+            </w:r>
+          </w:p>
+        </w:tc>
+        <w:tc>
+          <w:tcPr>
+            <w:tcW w:type="dxa" w:w="4124"/>
+            <w:shd w:fill="C00000"/>
+            <w:tcMar>
+              <w:top w:w="100" w:type="dxa"/>
+              <w:left w:w="100" w:type="dxa"/>
+              <w:bottom w:w="100" w:type="dxa"/>
+              <w:right w:w="100" w:type="dxa"/>
+            </w:tcMar>
+            <w:vAlign w:val="center"/>
+          </w:tcPr>
+          <w:p>
+            <w:pPr>
+              <w:jc w:val="left"/>
+            </w:pPr>
+            <w:r/>
+            <w:r>
+              <w:rPr>
+                <w:b/>
+                <w:color w:val="FFFFFF"/>
+                <w:sz w:val="18"/>
+              </w:rPr>
+              <w:t>Official Gradebook Category</w:t>
+            </w:r>
+          </w:p>
+        </w:tc>
+      </w:tr>
+      <w:tr>
+        <w:tc>
+          <w:tcPr>
+            <w:tcW w:type="dxa" w:w="4200"/>
+            <w:tcMar>
+              <w:top w:w="100" w:type="dxa"/>
+              <w:left w:w="100" w:type="dxa"/>
+              <w:bottom w:w="100" w:type="dxa"/>
+              <w:right w:w="100" w:type="dxa"/>
+            </w:tcMar>
+            <w:vAlign w:val="center"/>
+          </w:tcPr>
+          <w:p>
+            <w:pPr>
+              <w:jc w:val="left"/>
+            </w:pPr>
+            <w:r/>
+            <w:r>
+              <w:rPr>
+                <w:sz w:val="17"/>
+              </w:rPr>
+              <w:t>Final Presentation Product</w:t>
+            </w:r>
+          </w:p>
+        </w:tc>
+        <w:tc>
+          <w:tcPr>
+            <w:tcW w:type="dxa" w:w="1900"/>
+            <w:tcMar>
+              <w:top w:w="100" w:type="dxa"/>
+              <w:left w:w="100" w:type="dxa"/>
+              <w:bottom w:w="100" w:type="dxa"/>
+              <w:right w:w="100" w:type="dxa"/>
+            </w:tcMar>
+            <w:vAlign w:val="center"/>
+          </w:tcPr>
+          <w:p>
+            <w:pPr>
+              <w:jc w:val="center"/>
+            </w:pPr>
+            <w:r/>
+            <w:r>
+              <w:rPr>
+                <w:sz w:val="17"/>
+              </w:rPr>
+              <w:t>20%</w:t>
+            </w:r>
+          </w:p>
+        </w:tc>
+        <w:tc>
+          <w:tcPr>
+            <w:tcW w:type="dxa" w:w="4124"/>
+            <w:tcMar>
+              <w:top w:w="100" w:type="dxa"/>
+              <w:left w:w="100" w:type="dxa"/>
+              <w:bottom w:w="100" w:type="dxa"/>
+              <w:right w:w="100" w:type="dxa"/>
+            </w:tcMar>
+            <w:vAlign w:val="center"/>
+          </w:tcPr>
+          <w:p>
+            <w:pPr>
+              <w:jc w:val="left"/>
+            </w:pPr>
+            <w:r/>
+            <w:r>
+              <w:rPr>
+                <w:sz w:val="17"/>
+              </w:rPr>
+              <w:t>Oral Presentation</w:t>
+            </w:r>
+          </w:p>
+        </w:tc>
+      </w:tr>
+      <w:tr>
+        <w:tc>
+          <w:tcPr>
+            <w:tcW w:type="dxa" w:w="4200"/>
+            <w:tcMar>
+              <w:top w:w="100" w:type="dxa"/>
+              <w:left w:w="100" w:type="dxa"/>
+              <w:bottom w:w="100" w:type="dxa"/>
+              <w:right w:w="100" w:type="dxa"/>
+            </w:tcMar>
+            <w:shd w:fill="F2F2F2"/>
+            <w:vAlign w:val="center"/>
+          </w:tcPr>
+          <w:p>
+            <w:pPr>
+              <w:jc w:val="left"/>
+            </w:pPr>
+            <w:r/>
+            <w:r>
+              <w:rPr>
+                <w:sz w:val="17"/>
+              </w:rPr>
+              <w:t>Oral Presentation Delivery</w:t>
+            </w:r>
+          </w:p>
+        </w:tc>
+        <w:tc>
+          <w:tcPr>
+            <w:tcW w:type="dxa" w:w="1900"/>
+            <w:tcMar>
+              <w:top w:w="100" w:type="dxa"/>
+              <w:left w:w="100" w:type="dxa"/>
+              <w:bottom w:w="100" w:type="dxa"/>
+              <w:right w:w="100" w:type="dxa"/>
+            </w:tcMar>
+            <w:shd w:fill="F2F2F2"/>
+            <w:vAlign w:val="center"/>
+          </w:tcPr>
+          <w:p>
+            <w:pPr>
+              <w:jc w:val="center"/>
+            </w:pPr>
+            <w:r/>
+            <w:r>
+              <w:rPr>
+                <w:sz w:val="17"/>
+              </w:rPr>
+              <w:t>25%</w:t>
+            </w:r>
+          </w:p>
+        </w:tc>
+        <w:tc>
+          <w:tcPr>
+            <w:tcW w:type="dxa" w:w="4124"/>
+            <w:tcMar>
+              <w:top w:w="100" w:type="dxa"/>
+              <w:left w:w="100" w:type="dxa"/>
+              <w:bottom w:w="100" w:type="dxa"/>
+              <w:right w:w="100" w:type="dxa"/>
+            </w:tcMar>
+            <w:shd w:fill="F2F2F2"/>
+            <w:vAlign w:val="center"/>
+          </w:tcPr>
+          <w:p>
+            <w:pPr>
+              <w:jc w:val="left"/>
+            </w:pPr>
+            <w:r/>
+            <w:r>
+              <w:rPr>
+                <w:sz w:val="17"/>
+              </w:rPr>
+              <w:t>Oral Presentation</w:t>
+            </w:r>
+          </w:p>
+        </w:tc>
+      </w:tr>
+      <w:tr>
+        <w:tc>
+          <w:tcPr>
+            <w:tcW w:type="dxa" w:w="4200"/>
+            <w:tcMar>
+              <w:top w:w="100" w:type="dxa"/>
+              <w:left w:w="100" w:type="dxa"/>
+              <w:bottom w:w="100" w:type="dxa"/>
+              <w:right w:w="100" w:type="dxa"/>
+            </w:tcMar>
+            <w:vAlign w:val="center"/>
+          </w:tcPr>
+          <w:p>
+            <w:pPr>
+              <w:jc w:val="left"/>
+            </w:pPr>
+            <w:r/>
+            <w:r>
+              <w:rPr>
+                <w:sz w:val="17"/>
+              </w:rPr>
+              <w:t>Response to Questions</w:t>
+            </w:r>
+          </w:p>
+        </w:tc>
+        <w:tc>
+          <w:tcPr>
+            <w:tcW w:type="dxa" w:w="1900"/>
+            <w:tcMar>
+              <w:top w:w="100" w:type="dxa"/>
+              <w:left w:w="100" w:type="dxa"/>
+              <w:bottom w:w="100" w:type="dxa"/>
+              <w:right w:w="100" w:type="dxa"/>
+            </w:tcMar>
+            <w:vAlign w:val="center"/>
+          </w:tcPr>
+          <w:p>
+            <w:pPr>
+              <w:jc w:val="center"/>
+            </w:pPr>
+            <w:r/>
+            <w:r>
+              <w:rPr>
+                <w:sz w:val="17"/>
+              </w:rPr>
+              <w:t>15%</w:t>
+            </w:r>
+          </w:p>
+        </w:tc>
+        <w:tc>
+          <w:tcPr>
+            <w:tcW w:type="dxa" w:w="4124"/>
+            <w:tcMar>
+              <w:top w:w="100" w:type="dxa"/>
+              <w:left w:w="100" w:type="dxa"/>
+              <w:bottom w:w="100" w:type="dxa"/>
+              <w:right w:w="100" w:type="dxa"/>
+            </w:tcMar>
+            <w:vAlign w:val="center"/>
+          </w:tcPr>
+          <w:p>
+            <w:pPr>
+              <w:jc w:val="left"/>
+            </w:pPr>
+            <w:r/>
+            <w:r>
+              <w:rPr>
+                <w:sz w:val="17"/>
+              </w:rPr>
+              <w:t>Oral Presentation</w:t>
+            </w:r>
+          </w:p>
+        </w:tc>
+      </w:tr>
+      <w:tr>
+        <w:tc>
+          <w:tcPr>
+            <w:tcW w:type="dxa" w:w="4200"/>
+            <w:tcMar>
+              <w:top w:w="100" w:type="dxa"/>
+              <w:left w:w="100" w:type="dxa"/>
+              <w:bottom w:w="100" w:type="dxa"/>
+              <w:right w:w="100" w:type="dxa"/>
+            </w:tcMar>
+            <w:shd w:fill="F2F2F2"/>
+            <w:vAlign w:val="center"/>
+          </w:tcPr>
+          <w:p>
+            <w:pPr>
+              <w:jc w:val="left"/>
+            </w:pPr>
+            <w:r/>
+            <w:r>
+              <w:rPr>
+                <w:sz w:val="17"/>
+              </w:rPr>
+              <w:t>Professionalism During Showcase</w:t>
+            </w:r>
+          </w:p>
+        </w:tc>
+        <w:tc>
+          <w:tcPr>
+            <w:tcW w:type="dxa" w:w="1900"/>
+            <w:tcMar>
+              <w:top w:w="100" w:type="dxa"/>
+              <w:left w:w="100" w:type="dxa"/>
+              <w:bottom w:w="100" w:type="dxa"/>
+              <w:right w:w="100" w:type="dxa"/>
+            </w:tcMar>
+            <w:shd w:fill="F2F2F2"/>
+            <w:vAlign w:val="center"/>
+          </w:tcPr>
+          <w:p>
+            <w:pPr>
+              <w:jc w:val="center"/>
+            </w:pPr>
+            <w:r/>
+            <w:r>
+              <w:rPr>
+                <w:sz w:val="17"/>
+              </w:rPr>
+              <w:t>10%</w:t>
+            </w:r>
+          </w:p>
+        </w:tc>
+        <w:tc>
+          <w:tcPr>
+            <w:tcW w:type="dxa" w:w="4124"/>
+            <w:tcMar>
+              <w:top w:w="100" w:type="dxa"/>
+              <w:left w:w="100" w:type="dxa"/>
+              <w:bottom w:w="100" w:type="dxa"/>
+              <w:right w:w="100" w:type="dxa"/>
+            </w:tcMar>
+            <w:shd w:fill="F2F2F2"/>
+            <w:vAlign w:val="center"/>
+          </w:tcPr>
+          <w:p>
+            <w:pPr>
+              <w:jc w:val="left"/>
+            </w:pPr>
+            <w:r/>
+            <w:r>
+              <w:rPr>
+                <w:sz w:val="17"/>
+              </w:rPr>
+              <w:t>Oral Presentation</w:t>
+            </w:r>
+          </w:p>
+        </w:tc>
+      </w:tr>
+      <w:tr>
+        <w:tc>
+          <w:tcPr>
+            <w:tcW w:type="dxa" w:w="4200"/>
+            <w:tcMar>
+              <w:top w:w="100" w:type="dxa"/>
+              <w:left w:w="100" w:type="dxa"/>
+              <w:bottom w:w="100" w:type="dxa"/>
+              <w:right w:w="100" w:type="dxa"/>
+            </w:tcMar>
+            <w:vAlign w:val="center"/>
+          </w:tcPr>
+          <w:p>
+            <w:pPr>
+              <w:jc w:val="left"/>
+            </w:pPr>
+            <w:r/>
+            <w:r>
+              <w:rPr>
+                <w:sz w:val="17"/>
+              </w:rPr>
+              <w:t>Final Research Reflection</w:t>
+            </w:r>
+          </w:p>
+        </w:tc>
+        <w:tc>
+          <w:tcPr>
+            <w:tcW w:type="dxa" w:w="1900"/>
+            <w:tcMar>
+              <w:top w:w="100" w:type="dxa"/>
+              <w:left w:w="100" w:type="dxa"/>
+              <w:bottom w:w="100" w:type="dxa"/>
+              <w:right w:w="100" w:type="dxa"/>
+            </w:tcMar>
+            <w:vAlign w:val="center"/>
+          </w:tcPr>
+          <w:p>
+            <w:pPr>
+              <w:jc w:val="center"/>
+            </w:pPr>
+            <w:r/>
+            <w:r>
+              <w:rPr>
+                <w:sz w:val="17"/>
+              </w:rPr>
+              <w:t>15%</w:t>
+            </w:r>
+          </w:p>
+        </w:tc>
+        <w:tc>
+          <w:tcPr>
+            <w:tcW w:type="dxa" w:w="4124"/>
+            <w:tcMar>
+              <w:top w:w="100" w:type="dxa"/>
+              <w:left w:w="100" w:type="dxa"/>
+              <w:bottom w:w="100" w:type="dxa"/>
+              <w:right w:w="100" w:type="dxa"/>
+            </w:tcMar>
+            <w:vAlign w:val="center"/>
+          </w:tcPr>
+          <w:p>
+            <w:pPr>
+              <w:jc w:val="left"/>
+            </w:pPr>
+            <w:r/>
+            <w:r>
+              <w:rPr>
+                <w:sz w:val="17"/>
+              </w:rPr>
+              <w:t>Oral Presentation</w:t>
+            </w:r>
+          </w:p>
+        </w:tc>
+      </w:tr>
+      <w:tr>
+        <w:tc>
+          <w:tcPr>
+            <w:tcW w:type="dxa" w:w="4200"/>
+            <w:tcMar>
+              <w:top w:w="100" w:type="dxa"/>
+              <w:left w:w="100" w:type="dxa"/>
+              <w:bottom w:w="100" w:type="dxa"/>
+              <w:right w:w="100" w:type="dxa"/>
+            </w:tcMar>
+            <w:shd w:fill="F2F2F2"/>
+            <w:vAlign w:val="center"/>
+          </w:tcPr>
+          <w:p>
+            <w:pPr>
+              <w:jc w:val="left"/>
+            </w:pPr>
+            <w:r/>
+            <w:r>
+              <w:rPr>
+                <w:sz w:val="17"/>
+              </w:rPr>
+              <w:t>Portfolio Collection</w:t>
+            </w:r>
+          </w:p>
+        </w:tc>
+        <w:tc>
+          <w:tcPr>
+            <w:tcW w:type="dxa" w:w="1900"/>
+            <w:tcMar>
+              <w:top w:w="100" w:type="dxa"/>
+              <w:left w:w="100" w:type="dxa"/>
+              <w:bottom w:w="100" w:type="dxa"/>
+              <w:right w:w="100" w:type="dxa"/>
+            </w:tcMar>
+            <w:shd w:fill="F2F2F2"/>
+            <w:vAlign w:val="center"/>
+          </w:tcPr>
+          <w:p>
+            <w:pPr>
+              <w:jc w:val="center"/>
+            </w:pPr>
+            <w:r/>
+            <w:r>
+              <w:rPr>
+                <w:sz w:val="17"/>
+              </w:rPr>
+              <w:t>10%</w:t>
+            </w:r>
+          </w:p>
+        </w:tc>
+        <w:tc>
+          <w:tcPr>
+            <w:tcW w:type="dxa" w:w="4124"/>
+            <w:tcMar>
+              <w:top w:w="100" w:type="dxa"/>
+              <w:left w:w="100" w:type="dxa"/>
+              <w:bottom w:w="100" w:type="dxa"/>
+              <w:right w:w="100" w:type="dxa"/>
+            </w:tcMar>
+            <w:shd w:fill="F2F2F2"/>
+            <w:vAlign w:val="center"/>
+          </w:tcPr>
+          <w:p>
+            <w:pPr>
+              <w:jc w:val="left"/>
+            </w:pPr>
+            <w:r/>
+            <w:r>
+              <w:rPr>
+                <w:sz w:val="17"/>
+              </w:rPr>
+              <w:t>Research Journal/Documentation</w:t>
+            </w:r>
+          </w:p>
+        </w:tc>
+      </w:tr>
+      <w:tr>
+        <w:tc>
+          <w:tcPr>
+            <w:tcW w:type="dxa" w:w="4200"/>
+            <w:tcMar>
+              <w:top w:w="100" w:type="dxa"/>
+              <w:left w:w="100" w:type="dxa"/>
+              <w:bottom w:w="100" w:type="dxa"/>
+              <w:right w:w="100" w:type="dxa"/>
+            </w:tcMar>
+            <w:vAlign w:val="center"/>
+          </w:tcPr>
+          <w:p>
+            <w:pPr>
+              <w:jc w:val="left"/>
+            </w:pPr>
+            <w:r/>
+            <w:r>
+              <w:rPr>
+                <w:sz w:val="17"/>
+              </w:rPr>
+              <w:t>Optional Next-Step Plan</w:t>
+            </w:r>
+          </w:p>
+        </w:tc>
+        <w:tc>
+          <w:tcPr>
+            <w:tcW w:type="dxa" w:w="1900"/>
+            <w:tcMar>
+              <w:top w:w="100" w:type="dxa"/>
+              <w:left w:w="100" w:type="dxa"/>
+              <w:bottom w:w="100" w:type="dxa"/>
+              <w:right w:w="100" w:type="dxa"/>
+            </w:tcMar>
+            <w:vAlign w:val="center"/>
+          </w:tcPr>
+          <w:p>
+            <w:pPr>
+              <w:jc w:val="center"/>
+            </w:pPr>
+            <w:r/>
+            <w:r>
+              <w:rPr>
+                <w:sz w:val="17"/>
+              </w:rPr>
+              <w:t>5%</w:t>
+            </w:r>
+          </w:p>
+        </w:tc>
+        <w:tc>
+          <w:tcPr>
+            <w:tcW w:type="dxa" w:w="4124"/>
+            <w:tcMar>
+              <w:top w:w="100" w:type="dxa"/>
+              <w:left w:w="100" w:type="dxa"/>
+              <w:bottom w:w="100" w:type="dxa"/>
+              <w:right w:w="100" w:type="dxa"/>
+            </w:tcMar>
+            <w:vAlign w:val="center"/>
+          </w:tcPr>
+          <w:p>
+            <w:pPr>
+              <w:jc w:val="left"/>
+            </w:pPr>
+            <w:r/>
+            <w:r>
+              <w:rPr>
+                <w:sz w:val="17"/>
+              </w:rPr>
+              <w:t>Research Journal/Documentation</w:t>
+            </w:r>
+          </w:p>
+        </w:tc>
+      </w:tr>
+    </w:tbl>
+    <w:p/>
+    <w:p>
+      <w:pPr/>
+      <w:r>
+        <w:t>Unit 6 final-report note: if the final research report was not scored in Unit 5, record it under Final Research Report when it is completed. Do not create a separate Unit 6 gradebook category or score the same final report twice.</w:t>
+      </w:r>
+    </w:p>
+    <w:p>
+      <w:pPr>
         <w:pStyle w:val="Heading1"/>
+        <w:pageBreakBefore/>
         <w:spacing w:before="200" w:after="80"/>
       </w:pPr>
       <w:r>

--- a/Teacher Resources (Start Here)/07_STARLAB_Grading_and_Assessment_Guide.docx
+++ b/Teacher Resources (Start Here)/07_STARLAB_Grading_and_Assessment_Guide.docx
@@ -6227,13 +6227,7 @@
     <w:p>
       <w:pPr/>
       <w:r>
-        <w:rPr>
-          <w:b/>
-        </w:rPr>
-        <w:t>Rubric authority:</w:t>
-      </w:r>
-      <w:r>
-        <w:t xml:space="preserve"> Unit 6 Appendix L is the final summative Oral Presentation Rubric. Unit 6 Appendix M scores the public showcase presentation and contributes evidence to the same 15% Oral Presentation category.</w:t>
+        <w:t>Rubric authority: Unit 3 Appendix V is the final Research Journal Rubric; Unit 4 Appendix N is the authoritative Data Analysis and Interpretation Rubric; Unit 5 Appendix T is the Peer Review Quality Rubric; Unit 6 Appendix L is the final summative Oral Presentation Rubric; and Unit 6 Appendix M scores the required public showcase presentation within that same 15% Oral Presentation category.</w:t>
       </w:r>
     </w:p>
     <w:tbl>
@@ -6316,9 +6310,13 @@
         </w:tc>
         <w:trPr>
           <w:tblHeader/>
+          <w:cantSplit/>
         </w:trPr>
       </w:tr>
       <w:tr>
+        <w:trPr>
+          <w:cantSplit/>
+        </w:trPr>
         <w:tc>
           <w:tcPr>
             <w:tcW w:type="dxa" w:w="3600"/>
@@ -6331,9 +6329,13 @@
             <w:r/>
             <w:r>
               <w:rPr>
+                <w:rFonts w:ascii="Calibri" w:hAnsi="Calibri"/>
                 <w:b w:val="0"/>
-              </w:rPr>
-              <w:t>Research Journal Rubric</w:t>
+                <w:i w:val="0"/>
+                <w:color w:val="141414"/>
+                <w:sz w:val="19"/>
+              </w:rPr>
+              <w:t>Research Journal Rubric - Unit 3 Appendix V</w:t>
             </w:r>
           </w:p>
         </w:tc>
@@ -6367,14 +6369,21 @@
             <w:r/>
             <w:r>
               <w:rPr>
+                <w:rFonts w:ascii="Calibri" w:hAnsi="Calibri"/>
                 <w:b w:val="0"/>
-              </w:rPr>
-              <w:t>Evaluate completeness, specificity, honesty, data links, troubleshooting, and next steps.</w:t>
+                <w:i w:val="0"/>
+                <w:color w:val="141414"/>
+                <w:sz w:val="19"/>
+              </w:rPr>
+              <w:t>Evaluate completeness, specificity, honesty, evidence links, and actionable next steps. This standalone rubric is the authoritative teacher scoring instrument; Student Handout 19 is the student self-assessment.</w:t>
             </w:r>
           </w:p>
         </w:tc>
       </w:tr>
       <w:tr>
+        <w:trPr>
+          <w:cantSplit/>
+        </w:trPr>
         <w:tc>
           <w:tcPr>
             <w:tcW w:type="dxa" w:w="3600"/>
@@ -6431,6 +6440,9 @@
         </w:tc>
       </w:tr>
       <w:tr>
+        <w:trPr>
+          <w:cantSplit/>
+        </w:trPr>
         <w:tc>
           <w:tcPr>
             <w:tcW w:type="dxa" w:w="3600"/>
@@ -6443,9 +6455,13 @@
             <w:r/>
             <w:r>
               <w:rPr>
+                <w:rFonts w:ascii="Calibri" w:hAnsi="Calibri"/>
                 <w:b w:val="0"/>
-              </w:rPr>
-              <w:t>Data Collection and Analysis Rubric</w:t>
+                <w:i w:val="0"/>
+                <w:color w:val="141414"/>
+                <w:sz w:val="19"/>
+              </w:rPr>
+              <w:t>Data Analysis and Interpretation Rubric - Unit 4 Appendix N</w:t>
             </w:r>
           </w:p>
         </w:tc>
@@ -6479,14 +6495,21 @@
             <w:r/>
             <w:r>
               <w:rPr>
+                <w:rFonts w:ascii="Calibri" w:hAnsi="Calibri"/>
                 <w:b w:val="0"/>
-              </w:rPr>
-              <w:t>Evaluate raw data, clean data, analysis method, calculations, graphs, and limitations.</w:t>
+                <w:i w:val="0"/>
+                <w:color w:val="141414"/>
+                <w:sz w:val="19"/>
+              </w:rPr>
+              <w:t>Evaluate preserved raw data, organized clean data, analysis-method fit, calculations, visuals, uncertainty, limitations, and evidence-based interpretation across Units 3-4.</w:t>
             </w:r>
           </w:p>
         </w:tc>
       </w:tr>
       <w:tr>
+        <w:trPr>
+          <w:cantSplit/>
+        </w:trPr>
         <w:tc>
           <w:tcPr>
             <w:tcW w:type="dxa" w:w="3600"/>
@@ -6543,6 +6566,9 @@
         </w:tc>
       </w:tr>
       <w:tr>
+        <w:trPr>
+          <w:cantSplit/>
+        </w:trPr>
         <w:tc>
           <w:tcPr>
             <w:tcW w:type="dxa" w:w="3600"/>
@@ -6555,9 +6581,13 @@
             <w:r/>
             <w:r>
               <w:rPr>
+                <w:rFonts w:ascii="Calibri" w:hAnsi="Calibri"/>
                 <w:b w:val="0"/>
-              </w:rPr>
-              <w:t>Peer Review Quality Rubric</w:t>
+                <w:i w:val="0"/>
+                <w:color w:val="141414"/>
+                <w:sz w:val="19"/>
+              </w:rPr>
+              <w:t>Peer Review Quality Rubric - Unit 5 Appendix T</w:t>
             </w:r>
           </w:p>
         </w:tc>
@@ -6591,14 +6621,21 @@
             <w:r/>
             <w:r>
               <w:rPr>
+                <w:rFonts w:ascii="Calibri" w:hAnsi="Calibri"/>
                 <w:b w:val="0"/>
-              </w:rPr>
-              <w:t>Evaluate whether feedback is specific, useful, evidence-based, and professional.</w:t>
+                <w:i w:val="0"/>
+                <w:color w:val="141414"/>
+                <w:sz w:val="19"/>
+              </w:rPr>
+              <w:t>Evaluate whether feedback completed through Student Handout 8 is specific, scientifically grounded, actionable, complete, and professional. Appendix M provides optional sentence stems.</w:t>
             </w:r>
           </w:p>
         </w:tc>
       </w:tr>
       <w:tr>
+        <w:trPr>
+          <w:cantSplit/>
+        </w:trPr>
         <w:tc>
           <w:tcPr>
             <w:tcW w:type="dxa" w:w="3600"/>
@@ -6634,6 +6671,9 @@
         </w:tc>
       </w:tr>
       <w:tr>
+        <w:trPr>
+          <w:cantSplit/>
+        </w:trPr>
         <w:tc>
           <w:tcPr>
             <w:tcW w:type="dxa" w:w="3600"/>
@@ -6680,7 +6720,7 @@
         <w:spacing w:before="200" w:after="80"/>
       </w:pPr>
       <w:r>
-        <w:t>Sample Research Journal Rubric</w:t>
+        <w:t>Research Journal Rubric Criteria Summary - Unit 3 Appendix V</w:t>
       </w:r>
     </w:p>
     <w:tbl>
@@ -7285,7 +7325,7 @@
         <w:spacing w:after="120"/>
       </w:pPr>
       <w:r>
-        <w:t>The research journal is one of the most important assessment tools in STARLAB. It shows whether the student is actually thinking and working like a researcher.</w:t>
+        <w:t>The research journal is one of the most important assessment tools in STARLAB. It shows whether the student is actually thinking and working like a researcher. Use Unit 3 Appendix V as the authoritative teacher scoring instrument and Student Handout 19 for student self-assessment and evidence selection.</w:t>
       </w:r>
     </w:p>
     <w:p>
